--- a/public/data/common-side-effects/common-side-effects.docx
+++ b/public/data/common-side-effects/common-side-effects.docx
@@ -8,43 +8,142 @@
         <w:jc w:val="both"/>
       </w:pPr>
       <w:r>
-        <w:t xml:space="preserve">Lorem ipsum dolor sit amet, </w:t>
+        <w:t xml:space="preserve">Charterhall's main </w:t>
+      </w:r>
+      <w:r>
+        <w:t xml:space="preserve">thoroughfare </w:t>
+      </w:r>
+      <w:r>
+        <w:t xml:space="preserve">is quiet </w:t>
+      </w:r>
+      <w:r>
+        <w:t xml:space="preserve">by the time you meet with </w:t>
       </w:r>
       <w:r>
         <w:rPr>
           <w:rStyle w:val="Strong"/>
         </w:rPr>
-        <w:t>consectetur adipiscing</w:t>
-      </w:r>
-      <w:r>
-        <w:t xml:space="preserve"> elit, sed do eiusmod tempor incididunt ut labore et dolore magna aliqua. Aliquet porttitor lacus luctus accumsan tortor posuere ac ut consequat. At tempor commodo ullamcorper a lacus.</w:t>
+        <w:t>Basil</w:t>
+      </w:r>
+      <w:r>
+        <w:t xml:space="preserve"> </w:t>
+      </w:r>
+      <w:r>
+        <w:rPr>
+          <w:vertAlign w:val="subscript"/>
+        </w:rPr>
+        <w:t>(ruthless, sweaty)</w:t>
+      </w:r>
+      <w:r>
+        <w:t>, owner of the aptly named and aptly spacious 'Endless Apothecary'</w:t>
+      </w:r>
+      <w:r>
+        <w:t xml:space="preserve">, </w:t>
+      </w:r>
+      <w:r>
+        <w:t xml:space="preserve">where </w:t>
+      </w:r>
+      <w:r>
+        <w:t xml:space="preserve">he </w:t>
+      </w:r>
+      <w:r>
+        <w:t>proudly declares if a herb or remedy can't be found</w:t>
+      </w:r>
+      <w:r>
+        <w:t xml:space="preserve"> here</w:t>
+      </w:r>
+      <w:r>
+        <w:t>, it doesn't exist. Basil leads you through his lengthy store before rummaging through a binder of leaflets before handing you one.</w:t>
+      </w:r>
+    </w:p>
+    <w:p>
+      <w:pPr>
+        <w:pStyle w:val="ParagraphNormal"/>
+        <w:jc w:val="both"/>
+      </w:pPr>
+      <w:r>
+        <w:t xml:space="preserve">The leaflet reads: </w:t>
+      </w:r>
+      <w:r>
+        <w:t>‘</w:t>
+      </w:r>
+      <w:r>
+        <w:t xml:space="preserve">Big Announcement! </w:t>
+      </w:r>
+      <w:r>
+        <w:rPr>
+          <w:rStyle w:val="Strong"/>
+        </w:rPr>
+        <w:t xml:space="preserve">Golden Button Mushrooms </w:t>
+      </w:r>
+      <w:r>
+        <w:t>are now available at the Golden Harvest Grotto in Barrowcleft. Heal any wound</w:t>
+      </w:r>
+      <w:r>
+        <w:t xml:space="preserve"> </w:t>
+      </w:r>
+      <w:r>
+        <w:t xml:space="preserve">for a small </w:t>
+      </w:r>
+      <w:r>
+        <w:t xml:space="preserve">payment </w:t>
+      </w:r>
+      <w:r>
+        <w:t xml:space="preserve">or work contribution. We </w:t>
+      </w:r>
+      <w:r>
+        <w:t xml:space="preserve">do </w:t>
+      </w:r>
+      <w:r>
+        <w:t>require that our miracle mushroom be consumed on-premises. Signed, Ravena Glenmont</w:t>
+      </w:r>
+      <w:r>
+        <w:t>’</w:t>
       </w:r>
     </w:p>
     <w:p>
       <w:pPr>
         <w:pStyle w:val="Quote"/>
+        <w:spacing w:afterLines="0" w:after="200"/>
       </w:pPr>
       <w:r>
-        <w:t xml:space="preserve">“Vulputate eu scelerisque felis imperdiet. Pharetra pharetra massa massa ultricies mi quis hendrerit </w:t>
-      </w:r>
-      <w:r>
-        <w:rPr>
-          <w:rStyle w:val="Strong"/>
-        </w:rPr>
-        <w:t>Dolor Magna</w:t>
-      </w:r>
-      <w:r>
-        <w:t>. Donec ac odio tempor orci dapibus ultrices.”</w:t>
-      </w:r>
-    </w:p>
-    <w:p>
-      <w:pPr>
-        <w:pStyle w:val="ParagraphNormal"/>
-        <w:spacing w:after="200"/>
-        <w:jc w:val="both"/>
-      </w:pPr>
-      <w:r>
-        <w:t>Est placerat in egestas erat imperdiet sed. Nibh praesent tristique magna sit amet purus gravida quis blandit. Cras ornare arcu dui vivamus arcu felis bibendum ut tristique. Pellentesque eu tincidunt tortor aliquam. Felis bibendum ut tristique et egestas quis.</w:t>
+        <w:t>“</w:t>
+      </w:r>
+      <w:r>
+        <w:t xml:space="preserve">This came to my attention </w:t>
+      </w:r>
+      <w:r>
+        <w:t xml:space="preserve">only </w:t>
+      </w:r>
+      <w:r>
+        <w:t xml:space="preserve">last week, and I wouldn't have believed it if I hadn't </w:t>
+      </w:r>
+      <w:r>
+        <w:t xml:space="preserve">gone to Barrowcleft and </w:t>
+      </w:r>
+      <w:r>
+        <w:t xml:space="preserve">seen it for myself! Get me a </w:t>
+      </w:r>
+      <w:r>
+        <w:t>culture of the stuff</w:t>
+      </w:r>
+      <w:r>
+        <w:t xml:space="preserve">, and </w:t>
+      </w:r>
+      <w:r>
+        <w:t>make sure they can’t make any more</w:t>
+      </w:r>
+      <w:r>
+        <w:t xml:space="preserve">. I'll be able to charge whatever I want </w:t>
+      </w:r>
+      <w:r>
+        <w:t>when I’m the only source</w:t>
+      </w:r>
+      <w:r>
+        <w:t>!</w:t>
+      </w:r>
+      <w:r>
+        <w:t>”</w:t>
       </w:r>
     </w:p>
     <w:tbl>
@@ -969,836 +1068,13 @@
         <w:pStyle w:val="ParagraphNormal"/>
         <w:spacing w:before="200" w:after="200"/>
         <w:rPr>
-          <w:i/>
-          <w:iCs/>
-        </w:rPr>
-      </w:pPr>
-      <w:r>
-        <w:rPr>
           <w:rStyle w:val="Strong"/>
         </w:rPr>
-        <w:t>Lord Rowan</w:t>
-      </w:r>
-      <w:r>
-        <w:rPr>
-          <w:rStyle w:val="Strong"/>
-        </w:rPr>
-        <w:t xml:space="preserve"> </w:t>
-      </w:r>
-      <w:r>
-        <w:rPr>
-          <w:i/>
-          <w:iCs/>
-          <w:vertAlign w:val="subscript"/>
-        </w:rPr>
-        <w:t>(perceptive, shrewd)</w:t>
-      </w:r>
-      <w:r>
-        <w:rPr>
-          <w:i/>
-          <w:iCs/>
-        </w:rPr>
-        <w:t xml:space="preserve"> is a </w:t>
-      </w:r>
-      <w:r>
-        <w:rPr>
-          <w:i/>
-          <w:iCs/>
-        </w:rPr>
-        <w:t>shrewd business</w:t>
-      </w:r>
-      <w:r>
-        <w:rPr>
-          <w:i/>
-          <w:iCs/>
-        </w:rPr>
-        <w:t>man.</w:t>
-      </w:r>
-    </w:p>
-    <w:tbl>
-      <w:tblPr>
-        <w:tblW w:w="5000" w:type="pct"/>
-        <w:tblBorders>
-          <w:top w:val="single" w:sz="8" w:space="0" w:color="auto"/>
-          <w:left w:val="single" w:sz="8" w:space="0" w:color="auto"/>
-          <w:bottom w:val="single" w:sz="8" w:space="0" w:color="auto"/>
-          <w:right w:val="single" w:sz="8" w:space="0" w:color="auto"/>
-        </w:tblBorders>
-        <w:tblCellMar>
-          <w:top w:w="15" w:type="dxa"/>
-          <w:left w:w="15" w:type="dxa"/>
-          <w:bottom w:w="15" w:type="dxa"/>
-          <w:right w:w="15" w:type="dxa"/>
-        </w:tblCellMar>
-        <w:tblLook w:val="04A0" w:firstRow="1" w:lastRow="0" w:firstColumn="1" w:lastColumn="0" w:noHBand="0" w:noVBand="1"/>
-      </w:tblPr>
-      <w:tblGrid>
-        <w:gridCol w:w="9244"/>
-      </w:tblGrid>
-      <w:tr>
-        <w:tc>
-          <w:tcPr>
-            <w:tcW w:w="0" w:type="auto"/>
-            <w:shd w:val="clear" w:color="auto" w:fill="000000"/>
-            <w:tcMar>
-              <w:top w:w="86" w:type="dxa"/>
-              <w:left w:w="86" w:type="dxa"/>
-              <w:bottom w:w="86" w:type="dxa"/>
-              <w:right w:w="86" w:type="dxa"/>
-            </w:tcMar>
-            <w:vAlign w:val="center"/>
-            <w:hideMark/>
-          </w:tcPr>
-          <w:p>
-            <w:pPr>
-              <w:pStyle w:val="SectionHeading"/>
-              <w:rPr>
-                <w:rStyle w:val="Strong"/>
-                <w:b/>
-                <w:bCs w:val="0"/>
-                <w:smallCaps/>
-              </w:rPr>
-            </w:pPr>
-            <w:r>
-              <w:t>Word Bank</w:t>
-            </w:r>
-          </w:p>
-        </w:tc>
-      </w:tr>
-      <w:tr>
-        <w:tc>
-          <w:tcPr>
-            <w:tcW w:w="0" w:type="auto"/>
-            <w:tcMar>
-              <w:top w:w="173" w:type="dxa"/>
-              <w:left w:w="173" w:type="dxa"/>
-              <w:bottom w:w="173" w:type="dxa"/>
-              <w:right w:w="173" w:type="dxa"/>
-            </w:tcMar>
-            <w:hideMark/>
-          </w:tcPr>
-          <w:p>
-            <w:pPr>
-              <w:pStyle w:val="NoParagraphNormal"/>
-              <w:jc w:val="both"/>
-            </w:pPr>
-            <w:r>
-              <w:rPr>
-                <w:rStyle w:val="Strong"/>
-              </w:rPr>
-              <w:t>Items</w:t>
-            </w:r>
-            <w:r>
-              <w:rPr>
-                <w:rStyle w:val="Strong"/>
-              </w:rPr>
-              <w:t>:</w:t>
-            </w:r>
-            <w:r>
-              <w:t xml:space="preserve"> </w:t>
-            </w:r>
-            <w:r>
-              <w:t>item — item — item — item — item — item — item — item — item — item — item — item</w:t>
-            </w:r>
-            <w:r>
-              <w:br/>
-            </w:r>
-            <w:r>
-              <w:t>item — item — item — item — item — item — item — item — item — item — item — item — item</w:t>
-            </w:r>
-          </w:p>
-        </w:tc>
-      </w:tr>
-    </w:tbl>
-    <w:p>
-      <w:pPr>
-        <w:tabs>
-          <w:tab w:val="left" w:pos="6983"/>
-        </w:tabs>
-        <w:spacing w:afterLines="120" w:after="288"/>
-        <w:rPr>
-          <w:sz w:val="20"/>
-        </w:rPr>
-      </w:pPr>
-      <w:r>
-        <w:rPr>
-          <w:sz w:val="20"/>
-        </w:rPr>
-        <w:tab/>
-      </w:r>
-    </w:p>
-    <w:tbl>
-      <w:tblPr>
-        <w:tblW w:w="5000" w:type="pct"/>
-        <w:tblBorders>
-          <w:top w:val="single" w:sz="8" w:space="0" w:color="auto"/>
-          <w:left w:val="single" w:sz="8" w:space="0" w:color="auto"/>
-          <w:bottom w:val="single" w:sz="8" w:space="0" w:color="auto"/>
-          <w:right w:val="single" w:sz="8" w:space="0" w:color="auto"/>
-        </w:tblBorders>
-        <w:tblCellMar>
-          <w:top w:w="15" w:type="dxa"/>
-          <w:left w:w="15" w:type="dxa"/>
-          <w:bottom w:w="15" w:type="dxa"/>
-          <w:right w:w="15" w:type="dxa"/>
-        </w:tblCellMar>
-        <w:tblLook w:val="04A0" w:firstRow="1" w:lastRow="0" w:firstColumn="1" w:lastColumn="0" w:noHBand="0" w:noVBand="1"/>
-      </w:tblPr>
-      <w:tblGrid>
-        <w:gridCol w:w="9244"/>
-      </w:tblGrid>
-      <w:tr>
-        <w:tc>
-          <w:tcPr>
-            <w:tcW w:w="0" w:type="auto"/>
-            <w:shd w:val="clear" w:color="auto" w:fill="000000"/>
-            <w:tcMar>
-              <w:top w:w="86" w:type="dxa"/>
-              <w:left w:w="86" w:type="dxa"/>
-              <w:bottom w:w="86" w:type="dxa"/>
-              <w:right w:w="86" w:type="dxa"/>
-            </w:tcMar>
-            <w:vAlign w:val="center"/>
-            <w:hideMark/>
-          </w:tcPr>
-          <w:p>
-            <w:pPr>
-              <w:pStyle w:val="SectionHeading"/>
-              <w:rPr>
-                <w:rStyle w:val="Strong"/>
-                <w:b/>
-                <w:bCs w:val="0"/>
-                <w:smallCaps/>
-              </w:rPr>
-            </w:pPr>
-            <w:r>
-              <w:rPr>
-                <w:rStyle w:val="Strong"/>
-                <w:b/>
-                <w:bCs w:val="0"/>
-                <w:smallCaps/>
-              </w:rPr>
-              <w:lastRenderedPageBreak/>
-              <w:t>Place Name</w:t>
-            </w:r>
-          </w:p>
-        </w:tc>
-      </w:tr>
-      <w:tr>
-        <w:tc>
-          <w:tcPr>
-            <w:tcW w:w="0" w:type="auto"/>
-            <w:tcMar>
-              <w:top w:w="173" w:type="dxa"/>
-              <w:left w:w="173" w:type="dxa"/>
-              <w:bottom w:w="173" w:type="dxa"/>
-              <w:right w:w="173" w:type="dxa"/>
-            </w:tcMar>
-            <w:hideMark/>
-          </w:tcPr>
-          <w:p>
-            <w:pPr>
-              <w:pStyle w:val="ParagraphNormal"/>
-              <w:jc w:val="both"/>
-              <w:rPr>
-                <w:i/>
-                <w:iCs/>
-              </w:rPr>
-            </w:pPr>
-            <w:r>
-              <w:rPr>
-                <w:i/>
-                <w:iCs/>
-              </w:rPr>
-              <w:t>Lorem ipsum dolor sit amet, consectetur adipiscing elit, sed do eiusmod tempor incididunt ut labore et dolore magna aliqua. In fermentum et sollicitudin ac orci. Convallis a cras semper auctor neque vitae tempus quam. Non nisi est sit amet. Tincidunt ornare massa eget egestas purus. Neque gravida in fermentum et sollicitudin ac orci phasellus.</w:t>
-            </w:r>
-          </w:p>
-          <w:p>
-            <w:pPr>
-              <w:pStyle w:val="ParagraphNormal"/>
-              <w:spacing w:after="0"/>
-              <w:jc w:val="both"/>
-              <w:rPr>
-                <w:rStyle w:val="Strong"/>
-              </w:rPr>
-            </w:pPr>
-            <w:r>
-              <w:rPr>
-                <w:rStyle w:val="Strong"/>
-              </w:rPr>
-              <w:t>Landmarks</w:t>
-            </w:r>
-          </w:p>
-          <w:tbl>
-            <w:tblPr>
-              <w:tblW w:w="5000" w:type="pct"/>
-              <w:tblCellMar>
-                <w:top w:w="15" w:type="dxa"/>
-                <w:left w:w="15" w:type="dxa"/>
-                <w:bottom w:w="15" w:type="dxa"/>
-                <w:right w:w="15" w:type="dxa"/>
-              </w:tblCellMar>
-              <w:tblLook w:val="04A0" w:firstRow="1" w:lastRow="0" w:firstColumn="1" w:lastColumn="0" w:noHBand="0" w:noVBand="1"/>
-            </w:tblPr>
-            <w:tblGrid>
-              <w:gridCol w:w="4449"/>
-              <w:gridCol w:w="4449"/>
-            </w:tblGrid>
-            <w:tr>
-              <w:tc>
-                <w:tcPr>
-                  <w:tcW w:w="2500" w:type="pct"/>
-                  <w:tcMar>
-                    <w:top w:w="173" w:type="dxa"/>
-                    <w:left w:w="173" w:type="dxa"/>
-                    <w:bottom w:w="173" w:type="dxa"/>
-                    <w:right w:w="173" w:type="dxa"/>
-                  </w:tcMar>
-                  <w:hideMark/>
-                </w:tcPr>
-                <w:p>
-                  <w:pPr>
-                    <w:pStyle w:val="ParagraphNormal"/>
-                    <w:jc w:val="both"/>
-                  </w:pPr>
-                  <w:r>
-                    <w:rPr>
-                      <w:rStyle w:val="Strong"/>
-                    </w:rPr>
-                    <w:t>The Rowdy Rockfish.</w:t>
-                  </w:r>
-                  <w:r>
-                    <w:t xml:space="preserve"> </w:t>
-                  </w:r>
-                  <w:r>
-                    <w:t>In fermentum et sollicitudin ac orci. Convallis a cras semper auctor neque vitae tempus quam. Non nisi est sit amet. Tincidunt ornare massa eget.</w:t>
-                  </w:r>
-                  <w:r>
-                    <w:rPr>
-                      <w:noProof/>
-                    </w:rPr>
-                    <w:pict w14:anchorId="0C4D5996">
-                      <v:shapetype id="_x0000_t118" coordsize="21600,21600" o:spt="118" path="m,4292l21600,r,21600l,21600xe">
-                        <v:stroke joinstyle="miter"/>
-                        <v:path gradientshapeok="t" o:connecttype="custom" o:connectlocs="10800,2146;0,10800;10800,21600;21600,10800" textboxrect="0,4291,21600,21600"/>
-                      </v:shapetype>
-                      <v:shape id="_x0000_s2089" type="#_x0000_t118" style="position:absolute;left:0;text-align:left;margin-left:0;margin-top:0;width:10.15pt;height:22.4pt;rotation:180;z-index:-251655168;mso-wrap-distance-left:0;mso-wrap-distance-right:5.75pt;mso-position-horizontal:left;mso-position-horizontal-relative:text;mso-position-vertical:top;mso-position-vertical-relative:page;v-text-anchor:middle" wrapcoords="16971 -720 -1543 2880 -1543 21600 23143 21600 23143 -720 16971 -720" o:allowoverlap="f" fillcolor="black [3213]">
-                        <v:textbox style="mso-next-textbox:#_x0000_s2089" inset="0,0,0,0">
-                          <w:txbxContent>
-                            <w:p>
-                              <w:pPr>
-                                <w:pStyle w:val="SectionHeading"/>
-                                <w:rPr>
-                                  <w:rStyle w:val="Strong"/>
-                                  <w:b/>
-                                  <w:bCs w:val="0"/>
-                                </w:rPr>
-                              </w:pPr>
-                              <w:r>
-                                <w:rPr>
-                                  <w:rStyle w:val="Strong"/>
-                                  <w:b/>
-                                  <w:bCs w:val="0"/>
-                                </w:rPr>
-                                <w:t>1</w:t>
-                              </w:r>
-                            </w:p>
-                          </w:txbxContent>
-                        </v:textbox>
-                        <w10:wrap type="tight" anchory="page"/>
-                      </v:shape>
-                    </w:pict>
-                  </w:r>
-                </w:p>
-              </w:tc>
-              <w:tc>
-                <w:tcPr>
-                  <w:tcW w:w="2500" w:type="pct"/>
-                  <w:tcMar>
-                    <w:top w:w="173" w:type="dxa"/>
-                    <w:left w:w="173" w:type="dxa"/>
-                    <w:bottom w:w="173" w:type="dxa"/>
-                    <w:right w:w="173" w:type="dxa"/>
-                  </w:tcMar>
-                  <w:hideMark/>
-                </w:tcPr>
-                <w:p>
-                  <w:pPr>
-                    <w:pStyle w:val="NoParagraphNormal"/>
-                    <w:jc w:val="both"/>
-                    <w:rPr>
-                      <w:sz w:val="24"/>
-                      <w:szCs w:val="24"/>
-                    </w:rPr>
-                  </w:pPr>
-                  <w:r>
-                    <w:rPr>
-                      <w:rStyle w:val="Strong"/>
-                    </w:rPr>
-                    <w:pict w14:anchorId="0C4D5996">
-                      <v:shape id="_x0000_s2091" type="#_x0000_t118" style="position:absolute;left:0;text-align:left;margin-left:0;margin-top:0;width:10.15pt;height:22.4pt;rotation:180;z-index:-251654144;mso-wrap-distance-left:0;mso-wrap-distance-right:5.75pt;mso-position-horizontal:left;mso-position-horizontal-relative:text;mso-position-vertical:top;mso-position-vertical-relative:page;v-text-anchor:middle" wrapcoords="16971 -720 -1543 2880 -1543 21600 23143 21600 23143 -720 16971 -720" o:allowoverlap="f" fillcolor="black [3213]">
-                        <v:textbox style="mso-next-textbox:#_x0000_s2091" inset="0,0,0,0">
-                          <w:txbxContent>
-                            <w:p>
-                              <w:pPr>
-                                <w:pStyle w:val="SectionHeading"/>
-                                <w:rPr>
-                                  <w:rStyle w:val="Strong"/>
-                                  <w:b/>
-                                  <w:bCs w:val="0"/>
-                                </w:rPr>
-                              </w:pPr>
-                              <w:r>
-                                <w:rPr>
-                                  <w:rStyle w:val="Strong"/>
-                                  <w:b/>
-                                  <w:bCs w:val="0"/>
-                                </w:rPr>
-                                <w:t>2</w:t>
-                              </w:r>
-                            </w:p>
-                          </w:txbxContent>
-                        </v:textbox>
-                        <w10:wrap type="tight" anchory="page"/>
-                      </v:shape>
-                    </w:pict>
-                  </w:r>
-                  <w:r>
-                    <w:rPr>
-                      <w:rStyle w:val="Strong"/>
-                    </w:rPr>
-                    <w:t>Wrin’s Wonders.</w:t>
-                  </w:r>
-                  <w:r>
-                    <w:t xml:space="preserve"> </w:t>
-                  </w:r>
-                  <w:r>
-                    <w:t>In fermentum et sollicitudin ac orci. Convallis a cras semper auctor neque vitae tempus quam. Non nisi est sit amet. Tincidunt ornare massa eget.</w:t>
-                  </w:r>
-                </w:p>
-              </w:tc>
-            </w:tr>
-            <w:tr>
-              <w:tc>
-                <w:tcPr>
-                  <w:tcW w:w="2500" w:type="pct"/>
-                  <w:tcMar>
-                    <w:top w:w="173" w:type="dxa"/>
-                    <w:left w:w="173" w:type="dxa"/>
-                    <w:bottom w:w="173" w:type="dxa"/>
-                    <w:right w:w="173" w:type="dxa"/>
-                  </w:tcMar>
-                  <w:hideMark/>
-                </w:tcPr>
-                <w:p>
-                  <w:pPr>
-                    <w:pStyle w:val="NoParagraphNormal"/>
-                    <w:jc w:val="both"/>
-                  </w:pPr>
-                  <w:r>
-                    <w:rPr>
-                      <w:rStyle w:val="Strong"/>
-                    </w:rPr>
-                    <w:pict w14:anchorId="0C4D5996">
-                      <v:shape id="_x0000_s2093" type="#_x0000_t118" style="position:absolute;left:0;text-align:left;margin-left:0;margin-top:0;width:10.15pt;height:22.4pt;rotation:180;z-index:-251652096;mso-wrap-distance-left:0;mso-wrap-distance-right:5.75pt;mso-position-horizontal:left;mso-position-horizontal-relative:text;mso-position-vertical:top;mso-position-vertical-relative:page;v-text-anchor:middle" wrapcoords="16971 -720 -1543 2880 -1543 21600 23143 21600 23143 -720 16971 -720" o:allowoverlap="f" fillcolor="black [3213]">
-                        <v:textbox style="mso-next-textbox:#_x0000_s2093" inset="0,0,0,0">
-                          <w:txbxContent>
-                            <w:p>
-                              <w:pPr>
-                                <w:pStyle w:val="SectionHeading"/>
-                                <w:rPr>
-                                  <w:rStyle w:val="Strong"/>
-                                  <w:b/>
-                                  <w:bCs w:val="0"/>
-                                </w:rPr>
-                              </w:pPr>
-                              <w:r>
-                                <w:rPr>
-                                  <w:rStyle w:val="Strong"/>
-                                  <w:b/>
-                                  <w:bCs w:val="0"/>
-                                </w:rPr>
-                                <w:t>3</w:t>
-                              </w:r>
-                            </w:p>
-                          </w:txbxContent>
-                        </v:textbox>
-                        <w10:wrap type="tight" anchory="page"/>
-                      </v:shape>
-                    </w:pict>
-                  </w:r>
-                  <w:r>
-                    <w:rPr>
-                      <w:rStyle w:val="Strong"/>
-                    </w:rPr>
-                    <w:t>Tamily’s Fishery.</w:t>
-                  </w:r>
-                  <w:r>
-                    <w:t xml:space="preserve"> </w:t>
-                  </w:r>
-                  <w:r>
-                    <w:t>In fermentum et sollicitudin ac orci. Convallis a cras semper auctor neque vitae tempus quam. Non nisi est sit amet. Tincidunt ornare massa eget.</w:t>
-                  </w:r>
-                </w:p>
-              </w:tc>
-              <w:tc>
-                <w:tcPr>
-                  <w:tcW w:w="2500" w:type="pct"/>
-                  <w:tcMar>
-                    <w:top w:w="173" w:type="dxa"/>
-                    <w:left w:w="173" w:type="dxa"/>
-                    <w:bottom w:w="173" w:type="dxa"/>
-                    <w:right w:w="173" w:type="dxa"/>
-                  </w:tcMar>
-                  <w:hideMark/>
-                </w:tcPr>
-                <w:p>
-                  <w:pPr>
-                    <w:pStyle w:val="NoParagraphNormal"/>
-                    <w:jc w:val="both"/>
-                  </w:pPr>
-                  <w:r>
-                    <w:rPr>
-                      <w:rStyle w:val="Strong"/>
-                    </w:rPr>
-                    <w:pict w14:anchorId="0C4D5996">
-                      <v:shape id="_x0000_s2092" type="#_x0000_t118" style="position:absolute;left:0;text-align:left;margin-left:0;margin-top:0;width:10.15pt;height:22.4pt;rotation:180;z-index:-251653120;mso-wrap-distance-left:0;mso-wrap-distance-right:5.75pt;mso-position-horizontal:left;mso-position-horizontal-relative:text;mso-position-vertical:top;mso-position-vertical-relative:page;v-text-anchor:middle" wrapcoords="16971 -720 -1543 2880 -1543 21600 23143 21600 23143 -720 16971 -720" o:allowoverlap="f" fillcolor="black [3213]">
-                        <v:textbox style="mso-next-textbox:#_x0000_s2092" inset="0,0,0,0">
-                          <w:txbxContent>
-                            <w:p>
-                              <w:pPr>
-                                <w:pStyle w:val="SectionHeading"/>
-                                <w:rPr>
-                                  <w:rStyle w:val="Strong"/>
-                                  <w:b/>
-                                  <w:bCs w:val="0"/>
-                                </w:rPr>
-                              </w:pPr>
-                              <w:r>
-                                <w:rPr>
-                                  <w:rStyle w:val="Strong"/>
-                                  <w:b/>
-                                  <w:bCs w:val="0"/>
-                                </w:rPr>
-                                <w:t>4</w:t>
-                              </w:r>
-                            </w:p>
-                          </w:txbxContent>
-                        </v:textbox>
-                        <w10:wrap type="tight" anchory="page"/>
-                      </v:shape>
-                    </w:pict>
-                  </w:r>
-                  <w:r>
-                    <w:rPr>
-                      <w:rStyle w:val="Strong"/>
-                    </w:rPr>
-                    <w:t>Menhemes Manor.</w:t>
-                  </w:r>
-                  <w:r>
-                    <w:t xml:space="preserve"> </w:t>
-                  </w:r>
-                  <w:r>
-                    <w:t>In fermentum et sollicitudin ac orci. Convallis a cras semper auctor neque vitae tempus quam. Non nisi est sit amet. Tincidunt ornare massa eget.</w:t>
-                  </w:r>
-                </w:p>
-              </w:tc>
-            </w:tr>
-          </w:tbl>
-          <w:p>
-            <w:pPr>
-              <w:pStyle w:val="NoParagraphNormal"/>
-              <w:rPr>
-                <w:rStyle w:val="Strong"/>
-                <w:b w:val="0"/>
-                <w:bCs w:val="0"/>
-                <w:smallCaps w:val="0"/>
-              </w:rPr>
-            </w:pPr>
-          </w:p>
-        </w:tc>
-      </w:tr>
-    </w:tbl>
-    <w:p>
-      <w:pPr>
-        <w:pStyle w:val="NoParagraphNormal"/>
-      </w:pPr>
-    </w:p>
-    <w:tbl>
-      <w:tblPr>
-        <w:tblW w:w="5000" w:type="pct"/>
-        <w:tblBorders>
-          <w:top w:val="single" w:sz="8" w:space="0" w:color="auto"/>
-          <w:left w:val="single" w:sz="8" w:space="0" w:color="auto"/>
-          <w:bottom w:val="single" w:sz="8" w:space="0" w:color="auto"/>
-          <w:right w:val="single" w:sz="8" w:space="0" w:color="auto"/>
-        </w:tblBorders>
-        <w:tblCellMar>
-          <w:top w:w="15" w:type="dxa"/>
-          <w:left w:w="15" w:type="dxa"/>
-          <w:bottom w:w="15" w:type="dxa"/>
-          <w:right w:w="15" w:type="dxa"/>
-        </w:tblCellMar>
-        <w:tblLook w:val="04A0" w:firstRow="1" w:lastRow="0" w:firstColumn="1" w:lastColumn="0" w:noHBand="0" w:noVBand="1"/>
-      </w:tblPr>
-      <w:tblGrid>
-        <w:gridCol w:w="9244"/>
-      </w:tblGrid>
-      <w:tr>
-        <w:tc>
-          <w:tcPr>
-            <w:tcW w:w="0" w:type="auto"/>
-            <w:shd w:val="clear" w:color="auto" w:fill="000000"/>
-            <w:tcMar>
-              <w:top w:w="86" w:type="dxa"/>
-              <w:left w:w="86" w:type="dxa"/>
-              <w:bottom w:w="86" w:type="dxa"/>
-              <w:right w:w="86" w:type="dxa"/>
-            </w:tcMar>
-            <w:vAlign w:val="center"/>
-            <w:hideMark/>
-          </w:tcPr>
-          <w:p>
-            <w:pPr>
-              <w:pStyle w:val="SectionHeading"/>
-              <w:rPr>
-                <w:rStyle w:val="Strong"/>
-                <w:b/>
-                <w:bCs w:val="0"/>
-                <w:smallCaps/>
-              </w:rPr>
-            </w:pPr>
-            <w:r>
-              <w:rPr>
-                <w:rStyle w:val="Strong"/>
-                <w:b/>
-                <w:bCs w:val="0"/>
-                <w:smallCaps/>
-              </w:rPr>
-              <w:t>N</w:t>
-            </w:r>
-            <w:r>
-              <w:rPr>
-                <w:rStyle w:val="Strong"/>
-                <w:b/>
-                <w:smallCaps/>
-              </w:rPr>
-              <w:t>otable Inhabitants</w:t>
-            </w:r>
-          </w:p>
-        </w:tc>
-      </w:tr>
-      <w:tr>
-        <w:trPr>
-          <w:trHeight w:val="876"/>
-        </w:trPr>
-        <w:tc>
-          <w:tcPr>
-            <w:tcW w:w="0" w:type="auto"/>
-            <w:tcMar>
-              <w:top w:w="173" w:type="dxa"/>
-              <w:left w:w="173" w:type="dxa"/>
-              <w:bottom w:w="173" w:type="dxa"/>
-              <w:right w:w="173" w:type="dxa"/>
-            </w:tcMar>
-            <w:hideMark/>
-          </w:tcPr>
-          <w:tbl>
-            <w:tblPr>
-              <w:tblStyle w:val="TableGrid"/>
-              <w:tblW w:w="0" w:type="auto"/>
-              <w:tblBorders>
-                <w:top w:val="none" w:sz="0" w:space="0" w:color="auto"/>
-                <w:left w:val="none" w:sz="0" w:space="0" w:color="auto"/>
-                <w:bottom w:val="none" w:sz="0" w:space="0" w:color="auto"/>
-                <w:right w:val="none" w:sz="0" w:space="0" w:color="auto"/>
-                <w:insideH w:val="none" w:sz="0" w:space="0" w:color="auto"/>
-                <w:insideV w:val="none" w:sz="0" w:space="0" w:color="auto"/>
-              </w:tblBorders>
-              <w:tblLook w:val="04A0" w:firstRow="1" w:lastRow="0" w:firstColumn="1" w:lastColumn="0" w:noHBand="0" w:noVBand="1"/>
-            </w:tblPr>
-            <w:tblGrid>
-              <w:gridCol w:w="2961"/>
-              <w:gridCol w:w="2961"/>
-              <w:gridCol w:w="2961"/>
-            </w:tblGrid>
-            <w:tr>
-              <w:trPr>
-                <w:trHeight w:val="419"/>
-              </w:trPr>
-              <w:tc>
-                <w:tcPr>
-                  <w:tcW w:w="2961" w:type="dxa"/>
-                </w:tcPr>
-                <w:p>
-                  <w:pPr>
-                    <w:pStyle w:val="NoParagraphNormal"/>
-                    <w:jc w:val="both"/>
-                  </w:pPr>
-                  <w:r>
-                    <w:rPr>
-                      <w:rStyle w:val="Strong"/>
-                    </w:rPr>
-                    <w:t>Jira.</w:t>
-                  </w:r>
-                  <w:r>
-                    <w:rPr>
-                      <w:rStyle w:val="Strong"/>
-                      <w:b w:val="0"/>
-                      <w:bCs w:val="0"/>
-                      <w:smallCaps w:val="0"/>
-                    </w:rPr>
-                    <w:t xml:space="preserve"> </w:t>
-                  </w:r>
-                  <w:r>
-                    <w:t xml:space="preserve">Lorem ipsum dolor sit amet, consectetur adipiscing elit, sed do eiusmod tempor incididunt ut labore et dolore magna aliqua. </w:t>
-                  </w:r>
-                </w:p>
-                <w:p>
-                  <w:pPr>
-                    <w:pStyle w:val="NoParagraphNormal"/>
-                    <w:jc w:val="both"/>
-                  </w:pPr>
-                  <w:r>
-                    <w:rPr>
-                      <w:i/>
-                      <w:iCs/>
-                      <w:vertAlign w:val="subscript"/>
-                    </w:rPr>
-                    <w:t>(Bold, Tough)</w:t>
-                  </w:r>
-                </w:p>
-              </w:tc>
-              <w:tc>
-                <w:tcPr>
-                  <w:tcW w:w="2961" w:type="dxa"/>
-                </w:tcPr>
-                <w:p>
-                  <w:pPr>
-                    <w:pStyle w:val="NoParagraphNormal"/>
-                    <w:jc w:val="both"/>
-                  </w:pPr>
-                  <w:r>
-                    <w:rPr>
-                      <w:rStyle w:val="Strong"/>
-                    </w:rPr>
-                    <w:t>Jira.</w:t>
-                  </w:r>
-                  <w:r>
-                    <w:rPr>
-                      <w:rStyle w:val="Strong"/>
-                      <w:b w:val="0"/>
-                      <w:bCs w:val="0"/>
-                      <w:smallCaps w:val="0"/>
-                    </w:rPr>
-                    <w:t xml:space="preserve"> </w:t>
-                  </w:r>
-                  <w:r>
-                    <w:t xml:space="preserve">Lorem ipsum dolor sit amet, consectetur adipiscing elit, sed do eiusmod tempor incididunt ut labore et dolore magna aliqua. </w:t>
-                  </w:r>
-                </w:p>
-                <w:p>
-                  <w:pPr>
-                    <w:pStyle w:val="NoParagraphNormal"/>
-                    <w:jc w:val="both"/>
-                  </w:pPr>
-                  <w:r>
-                    <w:rPr>
-                      <w:i/>
-                      <w:iCs/>
-                      <w:vertAlign w:val="subscript"/>
-                    </w:rPr>
-                    <w:t>(Bold, Tough)</w:t>
-                  </w:r>
-                </w:p>
-              </w:tc>
-              <w:tc>
-                <w:tcPr>
-                  <w:tcW w:w="2961" w:type="dxa"/>
-                </w:tcPr>
-                <w:p>
-                  <w:pPr>
-                    <w:pStyle w:val="NoParagraphNormal"/>
-                    <w:jc w:val="both"/>
-                  </w:pPr>
-                  <w:r>
-                    <w:rPr>
-                      <w:rStyle w:val="Strong"/>
-                    </w:rPr>
-                    <w:t>Jira.</w:t>
-                  </w:r>
-                  <w:r>
-                    <w:rPr>
-                      <w:rStyle w:val="Strong"/>
-                      <w:b w:val="0"/>
-                      <w:bCs w:val="0"/>
-                      <w:smallCaps w:val="0"/>
-                    </w:rPr>
-                    <w:t xml:space="preserve"> </w:t>
-                  </w:r>
-                  <w:r>
-                    <w:t xml:space="preserve">Lorem ipsum dolor sit amet, consectetur adipiscing elit, sed do eiusmod tempor incididunt ut labore et dolore magna aliqua. </w:t>
-                  </w:r>
-                </w:p>
-                <w:p>
-                  <w:pPr>
-                    <w:pStyle w:val="NoParagraphNormal"/>
-                    <w:jc w:val="both"/>
-                  </w:pPr>
-                  <w:r>
-                    <w:rPr>
-                      <w:i/>
-                      <w:iCs/>
-                      <w:vertAlign w:val="subscript"/>
-                    </w:rPr>
-                    <w:t>(Bold, Tough)</w:t>
-                  </w:r>
-                </w:p>
-              </w:tc>
-            </w:tr>
-          </w:tbl>
-          <w:p>
-            <w:pPr>
-              <w:pStyle w:val="NoParagraphNormal"/>
-              <w:jc w:val="both"/>
-            </w:pPr>
-          </w:p>
-        </w:tc>
-      </w:tr>
-    </w:tbl>
-    <w:p>
-      <w:pPr>
-        <w:pStyle w:val="NoParagraphNormal"/>
       </w:pPr>
     </w:p>
     <w:p>
       <w:pPr>
-        <w:pStyle w:val="ParagraphNormal"/>
-        <w:jc w:val="both"/>
-      </w:pPr>
-      <w:r>
-        <w:rPr>
-          <w:rStyle w:val="Strong"/>
-          <w:b w:val="0"/>
-          <w:bCs w:val="0"/>
-          <w:smallCaps w:val="0"/>
-        </w:rPr>
-        <w:t>S</w:t>
-      </w:r>
-      <w:r>
-        <w:rPr>
-          <w:rStyle w:val="Strong"/>
-        </w:rPr>
-        <w:t xml:space="preserve">cene: </w:t>
-      </w:r>
-      <w:r>
-        <w:t>Lorem ipsum dolor sit amet, consectetur adipiscing elit, sed do eiusmod tempor incididunt ut labore et dolore magna aliqua.</w:t>
-      </w:r>
-    </w:p>
-    <w:p>
-      <w:pPr>
-        <w:pStyle w:val="ParagraphNormal"/>
-        <w:jc w:val="both"/>
+        <w:spacing w:afterLines="120" w:after="288"/>
         <w:rPr>
           <w:rStyle w:val="Strong"/>
         </w:rPr>
@@ -1807,484 +1083,9 @@
         <w:rPr>
           <w:rStyle w:val="Strong"/>
         </w:rPr>
-        <w:t>Streets:</w:t>
-      </w:r>
-      <w:r>
-        <w:t xml:space="preserve"> </w:t>
-      </w:r>
-      <w:r>
-        <w:t>Lorem ipsum dolor sit amet, consectetur adipiscing elit, sed do eiusmod tempor incididunt ut labore et dolore magna aliqua.</w:t>
+        <w:br w:type="page"/>
       </w:r>
     </w:p>
-    <w:p>
-      <w:pPr>
-        <w:pStyle w:val="NoParagraphNormal"/>
-        <w:jc w:val="both"/>
-      </w:pPr>
-      <w:r>
-        <w:rPr>
-          <w:rStyle w:val="Strong"/>
-        </w:rPr>
-        <w:t xml:space="preserve">Buildings: </w:t>
-      </w:r>
-      <w:r>
-        <w:t>Lorem ipsum dolor sit amet, consectetur adipiscing elit, sed do eiusmod tempor incididunt ut labore et dolore magna aliqua.</w:t>
-      </w:r>
-    </w:p>
-    <w:p>
-      <w:pPr>
-        <w:pStyle w:val="NoParagraphNormal"/>
-      </w:pPr>
-    </w:p>
-    <w:tbl>
-      <w:tblPr>
-        <w:tblW w:w="5000" w:type="pct"/>
-        <w:tblBorders>
-          <w:top w:val="single" w:sz="8" w:space="0" w:color="auto"/>
-          <w:left w:val="single" w:sz="8" w:space="0" w:color="auto"/>
-          <w:bottom w:val="single" w:sz="8" w:space="0" w:color="auto"/>
-          <w:right w:val="single" w:sz="8" w:space="0" w:color="auto"/>
-        </w:tblBorders>
-        <w:tblCellMar>
-          <w:top w:w="15" w:type="dxa"/>
-          <w:left w:w="15" w:type="dxa"/>
-          <w:bottom w:w="15" w:type="dxa"/>
-          <w:right w:w="15" w:type="dxa"/>
-        </w:tblCellMar>
-        <w:tblLook w:val="04A0" w:firstRow="1" w:lastRow="0" w:firstColumn="1" w:lastColumn="0" w:noHBand="0" w:noVBand="1"/>
-      </w:tblPr>
-      <w:tblGrid>
-        <w:gridCol w:w="9244"/>
-      </w:tblGrid>
-      <w:tr>
-        <w:tc>
-          <w:tcPr>
-            <w:tcW w:w="0" w:type="auto"/>
-            <w:shd w:val="clear" w:color="auto" w:fill="000000"/>
-            <w:tcMar>
-              <w:top w:w="86" w:type="dxa"/>
-              <w:left w:w="86" w:type="dxa"/>
-              <w:bottom w:w="86" w:type="dxa"/>
-              <w:right w:w="86" w:type="dxa"/>
-            </w:tcMar>
-            <w:vAlign w:val="center"/>
-            <w:hideMark/>
-          </w:tcPr>
-          <w:p>
-            <w:pPr>
-              <w:pStyle w:val="SectionHeading"/>
-              <w:rPr>
-                <w:rStyle w:val="Strong"/>
-                <w:b/>
-                <w:bCs w:val="0"/>
-                <w:smallCaps/>
-              </w:rPr>
-            </w:pPr>
-            <w:r>
-              <w:rPr>
-                <w:rStyle w:val="Strong"/>
-                <w:b/>
-                <w:bCs w:val="0"/>
-                <w:smallCaps/>
-              </w:rPr>
-              <w:t>T</w:t>
-            </w:r>
-            <w:r>
-              <w:rPr>
-                <w:rStyle w:val="Strong"/>
-                <w:b/>
-                <w:smallCaps/>
-              </w:rPr>
-              <w:t>raits</w:t>
-            </w:r>
-          </w:p>
-        </w:tc>
-      </w:tr>
-      <w:tr>
-        <w:tc>
-          <w:tcPr>
-            <w:tcW w:w="0" w:type="auto"/>
-            <w:tcMar>
-              <w:top w:w="173" w:type="dxa"/>
-              <w:left w:w="173" w:type="dxa"/>
-              <w:bottom w:w="173" w:type="dxa"/>
-              <w:right w:w="173" w:type="dxa"/>
-            </w:tcMar>
-            <w:hideMark/>
-          </w:tcPr>
-          <w:tbl>
-            <w:tblPr>
-              <w:tblStyle w:val="TableGrid"/>
-              <w:tblW w:w="5000" w:type="pct"/>
-              <w:tblBorders>
-                <w:top w:val="none" w:sz="0" w:space="0" w:color="auto"/>
-                <w:left w:val="none" w:sz="0" w:space="0" w:color="auto"/>
-                <w:bottom w:val="none" w:sz="0" w:space="0" w:color="auto"/>
-                <w:right w:val="none" w:sz="0" w:space="0" w:color="auto"/>
-                <w:insideH w:val="none" w:sz="0" w:space="0" w:color="auto"/>
-                <w:insideV w:val="none" w:sz="0" w:space="0" w:color="auto"/>
-              </w:tblBorders>
-              <w:tblLook w:val="04A0" w:firstRow="1" w:lastRow="0" w:firstColumn="1" w:lastColumn="0" w:noHBand="0" w:noVBand="1"/>
-            </w:tblPr>
-            <w:tblGrid>
-              <w:gridCol w:w="2967"/>
-              <w:gridCol w:w="5931"/>
-            </w:tblGrid>
-            <w:tr>
-              <w:tc>
-                <w:tcPr>
-                  <w:tcW w:w="1667" w:type="pct"/>
-                </w:tcPr>
-                <w:tbl>
-                  <w:tblPr>
-                    <w:tblStyle w:val="TableGrid"/>
-                    <w:tblW w:w="5000" w:type="pct"/>
-                    <w:tblBorders>
-                      <w:top w:val="none" w:sz="0" w:space="0" w:color="auto"/>
-                      <w:left w:val="none" w:sz="0" w:space="0" w:color="auto"/>
-                      <w:right w:val="none" w:sz="0" w:space="0" w:color="auto"/>
-                      <w:insideH w:val="none" w:sz="0" w:space="0" w:color="auto"/>
-                      <w:insideV w:val="none" w:sz="0" w:space="0" w:color="auto"/>
-                    </w:tblBorders>
-                    <w:tblLook w:val="04A0" w:firstRow="1" w:lastRow="0" w:firstColumn="1" w:lastColumn="0" w:noHBand="0" w:noVBand="1"/>
-                  </w:tblPr>
-                  <w:tblGrid>
-                    <w:gridCol w:w="1698"/>
-                    <w:gridCol w:w="1053"/>
-                  </w:tblGrid>
-                  <w:tr>
-                    <w:trPr>
-                      <w:trHeight w:val="360"/>
-                    </w:trPr>
-                    <w:tc>
-                      <w:tcPr>
-                        <w:tcW w:w="5000" w:type="pct"/>
-                        <w:tcBorders>
-                          <w:bottom w:val="single" w:sz="12" w:space="0" w:color="D9D9D9" w:themeColor="background1" w:themeShade="D9"/>
-                        </w:tcBorders>
-                        <w:vAlign w:val="center"/>
-                      </w:tcPr>
-                      <w:p>
-                        <w:pPr>
-                          <w:pStyle w:val="ParagraphNormal"/>
-                        </w:pPr>
-                        <w:r>
-                          <w:t>Wealth</w:t>
-                        </w:r>
-                      </w:p>
-                    </w:tc>
-                    <w:tc>
-                      <w:tcPr>
-                        <w:tcW w:w="5000" w:type="pct"/>
-                        <w:tcBorders>
-                          <w:bottom w:val="single" w:sz="12" w:space="0" w:color="D9D9D9" w:themeColor="background1" w:themeShade="D9"/>
-                        </w:tcBorders>
-                        <w:vAlign w:val="center"/>
-                      </w:tcPr>
-                      <w:p>
-                        <w:pPr>
-                          <w:pStyle w:val="ParagraphNormal"/>
-                          <w:jc w:val="right"/>
-                          <w:rPr>
-                            <w:sz w:val="28"/>
-                            <w:szCs w:val="28"/>
-                          </w:rPr>
-                        </w:pPr>
-                        <w:r>
-                          <w:rPr>
-                            <w:spacing w:val="40"/>
-                            <w:sz w:val="28"/>
-                            <w:szCs w:val="28"/>
-                          </w:rPr>
-                          <w:t>●●</w:t>
-                        </w:r>
-                        <w:r>
-                          <w:rPr>
-                            <w:color w:val="D9D9D9" w:themeColor="background1" w:themeShade="D9"/>
-                            <w:spacing w:val="40"/>
-                            <w:sz w:val="28"/>
-                            <w:szCs w:val="28"/>
-                          </w:rPr>
-                          <w:t>●●</w:t>
-                        </w:r>
-                      </w:p>
-                    </w:tc>
-                  </w:tr>
-                  <w:tr>
-                    <w:trPr>
-                      <w:trHeight w:val="360"/>
-                    </w:trPr>
-                    <w:tc>
-                      <w:tcPr>
-                        <w:tcW w:w="5000" w:type="pct"/>
-                        <w:tcBorders>
-                          <w:top w:val="single" w:sz="12" w:space="0" w:color="D9D9D9" w:themeColor="background1" w:themeShade="D9"/>
-                          <w:bottom w:val="single" w:sz="12" w:space="0" w:color="D9D9D9" w:themeColor="background1" w:themeShade="D9"/>
-                        </w:tcBorders>
-                        <w:vAlign w:val="center"/>
-                      </w:tcPr>
-                      <w:p>
-                        <w:pPr>
-                          <w:pStyle w:val="ParagraphNormal"/>
-                        </w:pPr>
-                        <w:r>
-                          <w:t>Safety</w:t>
-                        </w:r>
-                      </w:p>
-                    </w:tc>
-                    <w:tc>
-                      <w:tcPr>
-                        <w:tcW w:w="5000" w:type="pct"/>
-                        <w:tcBorders>
-                          <w:top w:val="single" w:sz="12" w:space="0" w:color="D9D9D9" w:themeColor="background1" w:themeShade="D9"/>
-                          <w:bottom w:val="single" w:sz="12" w:space="0" w:color="D9D9D9" w:themeColor="background1" w:themeShade="D9"/>
-                        </w:tcBorders>
-                        <w:vAlign w:val="center"/>
-                      </w:tcPr>
-                      <w:p>
-                        <w:pPr>
-                          <w:pStyle w:val="ParagraphNormal"/>
-                          <w:jc w:val="right"/>
-                          <w:rPr>
-                            <w:sz w:val="28"/>
-                            <w:szCs w:val="28"/>
-                          </w:rPr>
-                        </w:pPr>
-                        <w:r>
-                          <w:rPr>
-                            <w:spacing w:val="40"/>
-                            <w:sz w:val="28"/>
-                            <w:szCs w:val="28"/>
-                          </w:rPr>
-                          <w:t>●</w:t>
-                        </w:r>
-                        <w:r>
-                          <w:rPr>
-                            <w:color w:val="D9D9D9" w:themeColor="background1" w:themeShade="D9"/>
-                            <w:spacing w:val="40"/>
-                            <w:sz w:val="28"/>
-                            <w:szCs w:val="28"/>
-                          </w:rPr>
-                          <w:t>●●●</w:t>
-                        </w:r>
-                      </w:p>
-                    </w:tc>
-                  </w:tr>
-                  <w:tr>
-                    <w:trPr>
-                      <w:trHeight w:val="360"/>
-                    </w:trPr>
-                    <w:tc>
-                      <w:tcPr>
-                        <w:tcW w:w="5000" w:type="pct"/>
-                        <w:tcBorders>
-                          <w:top w:val="single" w:sz="12" w:space="0" w:color="D9D9D9" w:themeColor="background1" w:themeShade="D9"/>
-                          <w:bottom w:val="single" w:sz="12" w:space="0" w:color="D9D9D9" w:themeColor="background1" w:themeShade="D9"/>
-                        </w:tcBorders>
-                        <w:vAlign w:val="center"/>
-                      </w:tcPr>
-                      <w:p>
-                        <w:pPr>
-                          <w:pStyle w:val="ParagraphNormal"/>
-                        </w:pPr>
-                        <w:r>
-                          <w:t>Crime</w:t>
-                        </w:r>
-                      </w:p>
-                    </w:tc>
-                    <w:tc>
-                      <w:tcPr>
-                        <w:tcW w:w="5000" w:type="pct"/>
-                        <w:tcBorders>
-                          <w:top w:val="single" w:sz="12" w:space="0" w:color="D9D9D9" w:themeColor="background1" w:themeShade="D9"/>
-                          <w:bottom w:val="single" w:sz="12" w:space="0" w:color="D9D9D9" w:themeColor="background1" w:themeShade="D9"/>
-                        </w:tcBorders>
-                        <w:vAlign w:val="center"/>
-                      </w:tcPr>
-                      <w:p>
-                        <w:pPr>
-                          <w:pStyle w:val="NoParagraphNormal"/>
-                          <w:jc w:val="right"/>
-                          <w:rPr>
-                            <w:spacing w:val="40"/>
-                            <w:sz w:val="28"/>
-                            <w:szCs w:val="28"/>
-                          </w:rPr>
-                        </w:pPr>
-                        <w:r>
-                          <w:rPr>
-                            <w:spacing w:val="40"/>
-                            <w:sz w:val="28"/>
-                            <w:szCs w:val="28"/>
-                          </w:rPr>
-                          <w:t>●●●</w:t>
-                        </w:r>
-                        <w:r>
-                          <w:rPr>
-                            <w:spacing w:val="40"/>
-                            <w:sz w:val="28"/>
-                            <w:szCs w:val="28"/>
-                          </w:rPr>
-                          <w:t>●</w:t>
-                        </w:r>
-                      </w:p>
-                    </w:tc>
-                  </w:tr>
-                  <w:tr>
-                    <w:tc>
-                      <w:tcPr>
-                        <w:tcW w:w="5000" w:type="pct"/>
-                        <w:tcBorders>
-                          <w:top w:val="single" w:sz="12" w:space="0" w:color="D9D9D9" w:themeColor="background1" w:themeShade="D9"/>
-                          <w:bottom w:val="nil"/>
-                        </w:tcBorders>
-                        <w:vAlign w:val="center"/>
-                      </w:tcPr>
-                      <w:p>
-                        <w:pPr>
-                          <w:pStyle w:val="ParagraphNormal"/>
-                        </w:pPr>
-                        <w:r>
-                          <w:t>Occult</w:t>
-                        </w:r>
-                      </w:p>
-                    </w:tc>
-                    <w:tc>
-                      <w:tcPr>
-                        <w:tcW w:w="5000" w:type="pct"/>
-                        <w:tcBorders>
-                          <w:top w:val="single" w:sz="12" w:space="0" w:color="D9D9D9" w:themeColor="background1" w:themeShade="D9"/>
-                          <w:bottom w:val="nil"/>
-                        </w:tcBorders>
-                        <w:vAlign w:val="center"/>
-                      </w:tcPr>
-                      <w:p>
-                        <w:pPr>
-                          <w:pStyle w:val="ParagraphNormal"/>
-                          <w:jc w:val="right"/>
-                          <w:rPr>
-                            <w:sz w:val="28"/>
-                            <w:szCs w:val="28"/>
-                          </w:rPr>
-                        </w:pPr>
-                        <w:r>
-                          <w:rPr>
-                            <w:spacing w:val="40"/>
-                            <w:sz w:val="28"/>
-                            <w:szCs w:val="28"/>
-                          </w:rPr>
-                          <w:t>●</w:t>
-                        </w:r>
-                        <w:r>
-                          <w:rPr>
-                            <w:color w:val="D9D9D9" w:themeColor="background1" w:themeShade="D9"/>
-                            <w:spacing w:val="40"/>
-                            <w:sz w:val="28"/>
-                            <w:szCs w:val="28"/>
-                          </w:rPr>
-                          <w:t>●●</w:t>
-                        </w:r>
-                        <w:r>
-                          <w:rPr>
-                            <w:color w:val="D9D9D9" w:themeColor="background1" w:themeShade="D9"/>
-                            <w:spacing w:val="40"/>
-                            <w:sz w:val="28"/>
-                            <w:szCs w:val="28"/>
-                          </w:rPr>
-                          <w:t>●</w:t>
-                        </w:r>
-                      </w:p>
-                    </w:tc>
-                  </w:tr>
-                </w:tbl>
-                <w:p>
-                  <w:pPr>
-                    <w:pStyle w:val="NoParagraphNormal"/>
-                    <w:jc w:val="both"/>
-                  </w:pPr>
-                </w:p>
-              </w:tc>
-              <w:tc>
-                <w:tcPr>
-                  <w:tcW w:w="3333" w:type="pct"/>
-                </w:tcPr>
-                <w:p>
-                  <w:pPr>
-                    <w:pStyle w:val="ParagraphNormal"/>
-                    <w:spacing w:after="120" w:line="276" w:lineRule="auto"/>
-                    <w:jc w:val="both"/>
-                  </w:pPr>
-                  <w:r>
-                    <w:t>Houston</w:t>
-                  </w:r>
-                  <w:r>
-                    <w:t xml:space="preserve"> is the best place to </w:t>
-                  </w:r>
-                  <w:r>
-                    <w:t>make contact with whale-oil smugglers</w:t>
-                  </w:r>
-                  <w:r>
-                    <w:t>, but the darker corners are full of strange horrors.</w:t>
-                  </w:r>
-                </w:p>
-                <w:p>
-                  <w:pPr>
-                    <w:pStyle w:val="ParagraphNormal"/>
-                    <w:spacing w:after="120" w:line="276" w:lineRule="auto"/>
-                    <w:jc w:val="both"/>
-                  </w:pPr>
-                  <w:r>
-                    <w:t>You can take +</w:t>
-                  </w:r>
-                  <w:r>
-                    <w:rPr>
-                      <w:b/>
-                      <w:bCs/>
-                    </w:rPr>
-                    <w:t>1</w:t>
-                  </w:r>
-                  <w:r>
-                    <w:rPr>
-                      <w:rFonts w:ascii="Segoe UI Emoji" w:hAnsi="Segoe UI Emoji" w:cs="Segoe UI Emoji"/>
-                      <w:b/>
-                      <w:bCs/>
-                      <w:sz w:val="16"/>
-                      <w:szCs w:val="16"/>
-                    </w:rPr>
-                    <w:t>🎲</w:t>
-                  </w:r>
-                  <w:r>
-                    <w:t xml:space="preserve"> to acquire an asset </w:t>
-                  </w:r>
-                  <w:r>
-                    <w:t xml:space="preserve">related to whale-oil </w:t>
-                  </w:r>
-                  <w:r>
-                    <w:t xml:space="preserve">here, at the cost of </w:t>
-                  </w:r>
-                  <w:r>
-                    <w:rPr>
-                      <w:b/>
-                      <w:bCs/>
-                    </w:rPr>
-                    <w:t>2 stress</w:t>
-                  </w:r>
-                  <w:r>
-                    <w:t>.</w:t>
-                  </w:r>
-                </w:p>
-              </w:tc>
-            </w:tr>
-          </w:tbl>
-          <w:p>
-            <w:pPr>
-              <w:pStyle w:val="NoParagraphNormal"/>
-              <w:jc w:val="both"/>
-            </w:pPr>
-          </w:p>
-        </w:tc>
-      </w:tr>
-    </w:tbl>
     <w:p>
       <w:pPr>
         <w:pStyle w:val="ParagraphNormal"/>
@@ -2294,7 +1095,20 @@
         <w:rPr>
           <w:rStyle w:val="Strong"/>
         </w:rPr>
-        <w:t>Fashion is Danger</w:t>
+        <w:lastRenderedPageBreak/>
+        <w:t xml:space="preserve">Breakfast of </w:t>
+      </w:r>
+      <w:r>
+        <w:rPr>
+          <w:rStyle w:val="Strong"/>
+        </w:rPr>
+        <w:t>C</w:t>
+      </w:r>
+      <w:r>
+        <w:rPr>
+          <w:rStyle w:val="Strong"/>
+        </w:rPr>
+        <w:t>hampignons</w:t>
       </w:r>
       <w:r>
         <w:rPr>
@@ -2303,18 +1117,19 @@
         <w:t xml:space="preserve">: </w:t>
       </w:r>
       <w:r>
-        <w:t>When touched or otherwise triggered, the gowns and jewelry suddenly spring to life, stuffing themselves onto you! They fit perfectly but won’t come off. Beyond attaching themselves to intruders, these statement pieces are cursed with more attributes that will impede your escape.</w:t>
-      </w:r>
-    </w:p>
-    <w:p>
-      <w:pPr>
-        <w:spacing w:afterLines="120" w:after="288"/>
-        <w:rPr>
-          <w:sz w:val="20"/>
-        </w:rPr>
-      </w:pPr>
-      <w:r>
-        <w:br w:type="page"/>
+        <w:t xml:space="preserve">When </w:t>
+      </w:r>
+      <w:r>
+        <w:t xml:space="preserve">consumed, </w:t>
+      </w:r>
+      <w:r>
+        <w:t>a</w:t>
+      </w:r>
+      <w:r>
+        <w:t xml:space="preserve"> Golden Button Mushroom </w:t>
+      </w:r>
+      <w:r>
+        <w:t>can repair your body and mind, but also applies one or more unexpected side effects.</w:t>
       </w:r>
     </w:p>
     <w:tbl>
@@ -2367,8 +1182,31 @@
                 <w:b/>
                 <w:smallCaps/>
               </w:rPr>
-              <w:lastRenderedPageBreak/>
-              <w:t>Dressed to Impress</w:t>
+              <w:t xml:space="preserve">A </w:t>
+            </w:r>
+            <w:r>
+              <w:rPr>
+                <w:rStyle w:val="Strong"/>
+                <w:b/>
+                <w:smallCaps/>
+              </w:rPr>
+              <w:t>D</w:t>
+            </w:r>
+            <w:r>
+              <w:rPr>
+                <w:rStyle w:val="Strong"/>
+                <w:b/>
+                <w:smallCaps/>
+              </w:rPr>
+              <w:t xml:space="preserve">ose of </w:t>
+            </w:r>
+            <w:r>
+              <w:rPr>
+                <w:rStyle w:val="Strong"/>
+                <w:b/>
+                <w:smallCaps/>
+              </w:rPr>
+              <w:t>Golden Button Mushrooms</w:t>
             </w:r>
           </w:p>
         </w:tc>
@@ -2405,35 +1243,56 @@
                 <w:i/>
                 <w:iCs/>
               </w:rPr>
-              <w:t xml:space="preserve">oll (or have players roll) on the tables below or come up with an appearance and a curse for each gown. Roll twice for appearance and </w:t>
+              <w:t>oll (or have players roll) on the tabl</w:t>
             </w:r>
             <w:r>
               <w:rPr>
                 <w:i/>
                 <w:iCs/>
               </w:rPr>
-              <w:t>combine choice</w:t>
+              <w:t>e</w:t>
             </w:r>
             <w:r>
               <w:rPr>
                 <w:i/>
                 <w:iCs/>
               </w:rPr>
-              <w:t xml:space="preserve"> details. Roll once for </w:t>
+              <w:t xml:space="preserve"> below </w:t>
             </w:r>
             <w:r>
               <w:rPr>
                 <w:i/>
                 <w:iCs/>
               </w:rPr>
-              <w:t>a</w:t>
+              <w:t xml:space="preserve">to determine </w:t>
             </w:r>
             <w:r>
               <w:rPr>
                 <w:i/>
                 <w:iCs/>
               </w:rPr>
-              <w:t xml:space="preserve"> curse.</w:t>
+              <w:t>one or more</w:t>
+            </w:r>
+            <w:r>
+              <w:rPr>
+                <w:i/>
+                <w:iCs/>
+              </w:rPr>
+              <w:t xml:space="preserve"> side effect</w:t>
+            </w:r>
+            <w:r>
+              <w:rPr>
+                <w:i/>
+                <w:iCs/>
+              </w:rPr>
+              <w:t>s</w:t>
+            </w:r>
+            <w:r>
+              <w:rPr>
+                <w:i/>
+                <w:iCs/>
+              </w:rPr>
+              <w:t>.</w:t>
             </w:r>
           </w:p>
           <w:tbl>
@@ -2470,13 +1329,14 @@
                     <w:rPr>
                       <w:rStyle w:val="Strong"/>
                     </w:rPr>
-                    <w:t>Appearance</w:t>
+                    <w:t>Side Effects</w:t>
                   </w:r>
                 </w:p>
               </w:tc>
               <w:tc>
                 <w:tcPr>
                   <w:tcW w:w="4442" w:type="dxa"/>
+                  <w:vMerge w:val="restart"/>
                 </w:tcPr>
                 <w:p>
                   <w:pPr>
@@ -2491,8 +1351,129 @@
                     <w:rPr>
                       <w:rStyle w:val="Strong"/>
                     </w:rPr>
-                    <w:t>Curse</w:t>
-                  </w:r>
+                    <w:t>Boon</w:t>
+                  </w:r>
+                </w:p>
+                <w:p>
+                  <w:pPr>
+                    <w:pStyle w:val="ParagraphNormal"/>
+                    <w:spacing w:line="276" w:lineRule="auto"/>
+                  </w:pPr>
+                  <w:r>
+                    <w:t xml:space="preserve"> </w:t>
+                  </w:r>
+                </w:p>
+                <w:p>
+                  <w:pPr>
+                    <w:pStyle w:val="ParagraphNormal"/>
+                    <w:spacing w:line="276" w:lineRule="auto"/>
+                  </w:pPr>
+                  <w:r>
+                    <w:t xml:space="preserve"> </w:t>
+                  </w:r>
+                </w:p>
+                <w:p>
+                  <w:pPr>
+                    <w:pStyle w:val="ParagraphNormal"/>
+                    <w:jc w:val="center"/>
+                    <w:rPr>
+                      <w:rStyle w:val="Strong"/>
+                      <w:b w:val="0"/>
+                      <w:bCs w:val="0"/>
+                      <w:smallCaps w:val="0"/>
+                    </w:rPr>
+                  </w:pPr>
+                  <w:r>
+                    <w:rPr>
+                      <w:rStyle w:val="Strong"/>
+                      <w:b w:val="0"/>
+                      <w:bCs w:val="0"/>
+                      <w:smallCaps w:val="0"/>
+                    </w:rPr>
+                    <w:t>+3 Heal</w:t>
+                  </w:r>
+                  <w:r>
+                    <w:rPr>
+                      <w:rStyle w:val="Strong"/>
+                      <w:b w:val="0"/>
+                      <w:bCs w:val="0"/>
+                      <w:smallCaps w:val="0"/>
+                    </w:rPr>
+                    <w:t>ing</w:t>
+                  </w:r>
+                  <w:r>
+                    <w:rPr>
+                      <w:rStyle w:val="Strong"/>
+                      <w:b w:val="0"/>
+                      <w:bCs w:val="0"/>
+                      <w:smallCaps w:val="0"/>
+                    </w:rPr>
+                    <w:t xml:space="preserve"> Clock</w:t>
+                  </w:r>
+                </w:p>
+                <w:p>
+                  <w:pPr>
+                    <w:pStyle w:val="ParagraphNormal"/>
+                    <w:jc w:val="center"/>
+                    <w:rPr>
+                      <w:rStyle w:val="Strong"/>
+                      <w:b w:val="0"/>
+                      <w:bCs w:val="0"/>
+                      <w:i/>
+                      <w:iCs/>
+                      <w:smallCaps w:val="0"/>
+                    </w:rPr>
+                  </w:pPr>
+                  <w:r>
+                    <w:rPr>
+                      <w:rStyle w:val="Strong"/>
+                      <w:b w:val="0"/>
+                      <w:bCs w:val="0"/>
+                      <w:i/>
+                      <w:iCs/>
+                      <w:smallCaps w:val="0"/>
+                    </w:rPr>
+                    <w:t>or</w:t>
+                  </w:r>
+                </w:p>
+                <w:p>
+                  <w:pPr>
+                    <w:pStyle w:val="ParagraphNormal"/>
+                    <w:jc w:val="center"/>
+                    <w:rPr>
+                      <w:rStyle w:val="Strong"/>
+                      <w:b w:val="0"/>
+                      <w:bCs w:val="0"/>
+                      <w:smallCaps w:val="0"/>
+                    </w:rPr>
+                  </w:pPr>
+                  <w:r>
+                    <w:rPr>
+                      <w:rStyle w:val="Strong"/>
+                      <w:b w:val="0"/>
+                      <w:bCs w:val="0"/>
+                      <w:smallCaps w:val="0"/>
+                    </w:rPr>
+                    <w:t>Remove a</w:t>
+                  </w:r>
+                  <w:r>
+                    <w:rPr>
+                      <w:rStyle w:val="Strong"/>
+                      <w:b w:val="0"/>
+                      <w:bCs w:val="0"/>
+                      <w:smallCaps w:val="0"/>
+                    </w:rPr>
+                    <w:t xml:space="preserve"> Trauma</w:t>
+                  </w:r>
+                </w:p>
+                <w:p>
+                  <w:pPr>
+                    <w:pStyle w:val="ParagraphNormal"/>
+                    <w:spacing w:line="276" w:lineRule="auto"/>
+                    <w:rPr>
+                      <w:rStyle w:val="Strong"/>
+                    </w:rPr>
+                  </w:pPr>
                 </w:p>
               </w:tc>
             </w:tr>
@@ -2569,84 +1550,41 @@
                       <w:i/>
                       <w:iCs/>
                     </w:rPr>
-                    <w:t xml:space="preserve"> black velvet – wispy blue silk – gold trim</w:t>
+                    <w:t xml:space="preserve"> </w:t>
+                  </w:r>
+                  <w:r>
+                    <w:rPr>
+                      <w:i/>
+                      <w:iCs/>
+                    </w:rPr>
+                    <w:t>you’re paranoid!</w:t>
+                  </w:r>
+                  <w:r>
+                    <w:rPr>
+                      <w:i/>
+                      <w:iCs/>
+                    </w:rPr>
+                    <w:t xml:space="preserve"> take</w:t>
+                  </w:r>
+                  <w:r>
+                    <w:rPr>
+                      <w:i/>
+                      <w:iCs/>
+                    </w:rPr>
+                    <w:t xml:space="preserve"> +3 Stress</w:t>
                   </w:r>
                 </w:p>
               </w:tc>
               <w:tc>
                 <w:tcPr>
                   <w:tcW w:w="4442" w:type="dxa"/>
+                  <w:vMerge/>
                 </w:tcPr>
                 <w:p>
                   <w:pPr>
                     <w:pStyle w:val="ParagraphNormal"/>
                     <w:spacing w:line="276" w:lineRule="auto"/>
                   </w:pPr>
-                  <w:r>
-                    <w:rPr>
-                      <w:noProof/>
-                    </w:rPr>
-                    <w:drawing>
-                      <wp:inline distT="0" distB="0" distL="0" distR="0" wp14:anchorId="39AC0124" wp14:editId="16B493FA">
-                        <wp:extent cx="146685" cy="146685"/>
-                        <wp:effectExtent l="0" t="0" r="0" b="0"/>
-                        <wp:docPr id="1522889297" name="Picture 21"/>
-                        <wp:cNvGraphicFramePr>
-                          <a:graphicFrameLocks xmlns:a="http://schemas.openxmlformats.org/drawingml/2006/main" noChangeAspect="1"/>
-                        </wp:cNvGraphicFramePr>
-                        <a:graphic xmlns:a="http://schemas.openxmlformats.org/drawingml/2006/main">
-                          <a:graphicData uri="http://schemas.openxmlformats.org/drawingml/2006/picture">
-                            <pic:pic xmlns:pic="http://schemas.openxmlformats.org/drawingml/2006/picture">
-                              <pic:nvPicPr>
-                                <pic:cNvPr id="0" name="Picture 5"/>
-                                <pic:cNvPicPr>
-                                  <a:picLocks noChangeAspect="1" noChangeArrowheads="1"/>
-                                </pic:cNvPicPr>
-                              </pic:nvPicPr>
-                              <pic:blipFill>
-                                <a:blip r:embed="rId7">
-                                  <a:extLst>
-                                    <a:ext uri="{28A0092B-C50C-407E-A947-70E740481C1C}">
-                                      <a14:useLocalDpi xmlns:a14="http://schemas.microsoft.com/office/drawing/2010/main" val="0"/>
-                                    </a:ext>
-                                  </a:extLst>
-                                </a:blip>
-                                <a:srcRect t="-12500" b="12500"/>
-                                <a:stretch>
-                                  <a:fillRect/>
-                                </a:stretch>
-                              </pic:blipFill>
-                              <pic:spPr bwMode="auto">
-                                <a:xfrm>
-                                  <a:off x="0" y="0"/>
-                                  <a:ext cx="146685" cy="146685"/>
-                                </a:xfrm>
-                                <a:prstGeom prst="rect">
-                                  <a:avLst/>
-                                </a:prstGeom>
-                                <a:noFill/>
-                                <a:ln>
-                                  <a:noFill/>
-                                </a:ln>
-                              </pic:spPr>
-                            </pic:pic>
-                          </a:graphicData>
-                        </a:graphic>
-                      </wp:inline>
-                    </w:drawing>
-                  </w:r>
-                  <w:r>
-                    <w:t xml:space="preserve"> When you lie, take </w:t>
-                  </w:r>
-                  <w:r>
-                    <w:t xml:space="preserve">a </w:t>
-                  </w:r>
-                  <w:r>
-                    <w:t>Level 2 Harm</w:t>
-                  </w:r>
-                  <w:r>
-                    <w:t xml:space="preserve"> “dazed”</w:t>
-                  </w:r>
                 </w:p>
               </w:tc>
             </w:tr>
@@ -2720,106 +1658,27 @@
                       <w:i/>
                       <w:iCs/>
                     </w:rPr>
-                    <w:t xml:space="preserve"> fabric wings </w:t>
-                  </w:r>
-                  <w:r>
-                    <w:t xml:space="preserve">– </w:t>
-                  </w:r>
-                  <w:r>
-                    <w:rPr>
-                      <w:i/>
-                      <w:iCs/>
-                    </w:rPr>
-                    <w:t xml:space="preserve">sheer drape </w:t>
-                  </w:r>
-                  <w:r>
-                    <w:t xml:space="preserve">– </w:t>
-                  </w:r>
-                  <w:r>
-                    <w:rPr>
-                      <w:i/>
-                      <w:iCs/>
-                    </w:rPr>
-                    <w:t>green veil</w:t>
+                    <w:t xml:space="preserve"> </w:t>
+                  </w:r>
+                  <w:r>
+                    <w:rPr>
+                      <w:i/>
+                      <w:iCs/>
+                    </w:rPr>
+                    <w:t>you feel a deep tranquility; take -1 Stress</w:t>
                   </w:r>
                 </w:p>
               </w:tc>
               <w:tc>
                 <w:tcPr>
                   <w:tcW w:w="4442" w:type="dxa"/>
+                  <w:vMerge/>
                 </w:tcPr>
                 <w:p>
                   <w:pPr>
                     <w:pStyle w:val="ParagraphNormal"/>
                     <w:spacing w:line="276" w:lineRule="auto"/>
                   </w:pPr>
-                  <w:r>
-                    <w:rPr>
-                      <w:noProof/>
-                    </w:rPr>
-                    <w:drawing>
-                      <wp:inline distT="0" distB="0" distL="0" distR="0" wp14:anchorId="0A9BA9B3" wp14:editId="10C9F971">
-                        <wp:extent cx="146685" cy="146685"/>
-                        <wp:effectExtent l="0" t="0" r="0" b="0"/>
-                        <wp:docPr id="114593741" name="Picture 20"/>
-                        <wp:cNvGraphicFramePr>
-                          <a:graphicFrameLocks xmlns:a="http://schemas.openxmlformats.org/drawingml/2006/main" noChangeAspect="1"/>
-                        </wp:cNvGraphicFramePr>
-                        <a:graphic xmlns:a="http://schemas.openxmlformats.org/drawingml/2006/main">
-                          <a:graphicData uri="http://schemas.openxmlformats.org/drawingml/2006/picture">
-                            <pic:pic xmlns:pic="http://schemas.openxmlformats.org/drawingml/2006/picture">
-                              <pic:nvPicPr>
-                                <pic:cNvPr id="0" name="Picture 6"/>
-                                <pic:cNvPicPr>
-                                  <a:picLocks noChangeAspect="1" noChangeArrowheads="1"/>
-                                </pic:cNvPicPr>
-                              </pic:nvPicPr>
-                              <pic:blipFill>
-                                <a:blip r:embed="rId8">
-                                  <a:extLst>
-                                    <a:ext uri="{28A0092B-C50C-407E-A947-70E740481C1C}">
-                                      <a14:useLocalDpi xmlns:a14="http://schemas.microsoft.com/office/drawing/2010/main" val="0"/>
-                                    </a:ext>
-                                  </a:extLst>
-                                </a:blip>
-                                <a:srcRect t="-12500" b="12500"/>
-                                <a:stretch>
-                                  <a:fillRect/>
-                                </a:stretch>
-                              </pic:blipFill>
-                              <pic:spPr bwMode="auto">
-                                <a:xfrm>
-                                  <a:off x="0" y="0"/>
-                                  <a:ext cx="146685" cy="146685"/>
-                                </a:xfrm>
-                                <a:prstGeom prst="rect">
-                                  <a:avLst/>
-                                </a:prstGeom>
-                                <a:noFill/>
-                                <a:ln>
-                                  <a:noFill/>
-                                </a:ln>
-                              </pic:spPr>
-                            </pic:pic>
-                          </a:graphicData>
-                        </a:graphic>
-                      </wp:inline>
-                    </w:drawing>
-                  </w:r>
-                  <w:r>
-                    <w:t xml:space="preserve"> The dress </w:t>
-                  </w:r>
-                  <w:r>
-                    <w:rPr>
-                      <w:i/>
-                      <w:iCs/>
-                      <w:vertAlign w:val="subscript"/>
-                    </w:rPr>
-                    <w:t xml:space="preserve">(impatient, judgmental) </w:t>
-                  </w:r>
-                  <w:r>
-                    <w:t>is talkative</w:t>
-                  </w:r>
                 </w:p>
               </w:tc>
             </w:tr>
@@ -2896,85 +1755,41 @@
                       <w:i/>
                       <w:iCs/>
                     </w:rPr>
-                    <w:t xml:space="preserve"> covered in writing </w:t>
-                  </w:r>
-                  <w:r>
-                    <w:t xml:space="preserve">– </w:t>
-                  </w:r>
-                  <w:r>
-                    <w:rPr>
-                      <w:i/>
-                      <w:iCs/>
-                    </w:rPr>
-                    <w:t>inlaid with red jewels</w:t>
+                    <w:t xml:space="preserve"> </w:t>
+                  </w:r>
+                  <w:r>
+                    <w:rPr>
+                      <w:i/>
+                      <w:iCs/>
+                    </w:rPr>
+                    <w:t>you can talk to mushrooms four times</w:t>
+                  </w:r>
+                  <w:r>
+                    <w:rPr>
+                      <w:i/>
+                      <w:iCs/>
+                    </w:rPr>
+                    <w:t>*</w:t>
+                  </w:r>
+                  <w:r>
+                    <w:rPr>
+                      <w:i/>
+                      <w:iCs/>
+                    </w:rPr>
+                    <w:t xml:space="preserve"> </w:t>
                   </w:r>
                 </w:p>
               </w:tc>
               <w:tc>
                 <w:tcPr>
                   <w:tcW w:w="4442" w:type="dxa"/>
+                  <w:vMerge/>
                 </w:tcPr>
                 <w:p>
                   <w:pPr>
                     <w:pStyle w:val="ParagraphNormal"/>
                     <w:spacing w:line="276" w:lineRule="auto"/>
                   </w:pPr>
-                  <w:r>
-                    <w:rPr>
-                      <w:noProof/>
-                    </w:rPr>
-                    <w:drawing>
-                      <wp:inline distT="0" distB="0" distL="0" distR="0" wp14:anchorId="76E0E2D5" wp14:editId="2C6AF4CC">
-                        <wp:extent cx="146304" cy="146304"/>
-                        <wp:effectExtent l="0" t="0" r="0" b="0"/>
-                        <wp:docPr id="927414265" name="Picture 7"/>
-                        <wp:cNvGraphicFramePr>
-                          <a:graphicFrameLocks xmlns:a="http://schemas.openxmlformats.org/drawingml/2006/main" noChangeAspect="1"/>
-                        </wp:cNvGraphicFramePr>
-                        <a:graphic xmlns:a="http://schemas.openxmlformats.org/drawingml/2006/main">
-                          <a:graphicData uri="http://schemas.openxmlformats.org/drawingml/2006/picture">
-                            <pic:pic xmlns:pic="http://schemas.openxmlformats.org/drawingml/2006/picture">
-                              <pic:nvPicPr>
-                                <pic:cNvPr id="0" name="Picture 7"/>
-                                <pic:cNvPicPr>
-                                  <a:picLocks noChangeAspect="1" noChangeArrowheads="1"/>
-                                </pic:cNvPicPr>
-                              </pic:nvPicPr>
-                              <pic:blipFill rotWithShape="1">
-                                <a:blip r:embed="rId9">
-                                  <a:extLst>
-                                    <a:ext uri="{28A0092B-C50C-407E-A947-70E740481C1C}">
-                                      <a14:useLocalDpi xmlns:a14="http://schemas.microsoft.com/office/drawing/2010/main" val="0"/>
-                                    </a:ext>
-                                  </a:extLst>
-                                </a:blip>
-                                <a:srcRect t="-12500" b="12500"/>
-                                <a:stretch>
-                                  <a:fillRect/>
-                                </a:stretch>
-                              </pic:blipFill>
-                              <pic:spPr bwMode="auto">
-                                <a:xfrm>
-                                  <a:off x="0" y="0"/>
-                                  <a:ext cx="146304" cy="146304"/>
-                                </a:xfrm>
-                                <a:prstGeom prst="rect">
-                                  <a:avLst/>
-                                </a:prstGeom>
-                                <a:noFill/>
-                                <a:ln>
-                                  <a:noFill/>
-                                </a:ln>
-                              </pic:spPr>
-                            </pic:pic>
-                          </a:graphicData>
-                        </a:graphic>
-                      </wp:inline>
-                    </w:drawing>
-                  </w:r>
-                  <w:r>
-                    <w:t xml:space="preserve"> Sequins chirp as you move your arms</w:t>
-                  </w:r>
                 </w:p>
               </w:tc>
             </w:tr>
@@ -3048,95 +1863,90 @@
                       <w:i/>
                       <w:iCs/>
                     </w:rPr>
-                    <w:t xml:space="preserve"> gossamer </w:t>
-                  </w:r>
-                  <w:r>
-                    <w:t xml:space="preserve">– </w:t>
-                  </w:r>
-                  <w:r>
-                    <w:rPr>
-                      <w:i/>
-                      <w:iCs/>
-                    </w:rPr>
-                    <w:t xml:space="preserve">heavy fabric </w:t>
-                  </w:r>
-                  <w:r>
-                    <w:t xml:space="preserve">– </w:t>
-                  </w:r>
-                  <w:r>
-                    <w:rPr>
-                      <w:i/>
-                      <w:iCs/>
-                    </w:rPr>
-                    <w:t>long skirts</w:t>
+                    <w:t xml:space="preserve"> </w:t>
+                  </w:r>
+                  <w:r>
+                    <w:rPr>
+                      <w:i/>
+                      <w:iCs/>
+                    </w:rPr>
+                    <w:t xml:space="preserve">for </w:t>
+                  </w:r>
+                  <w:r>
+                    <w:rPr>
+                      <w:i/>
+                      <w:iCs/>
+                    </w:rPr>
+                    <w:t xml:space="preserve">the next </w:t>
+                  </w:r>
+                  <w:r>
+                    <w:rPr>
+                      <w:i/>
+                      <w:iCs/>
+                    </w:rPr>
+                    <w:t>week</w:t>
+                  </w:r>
+                  <w:r>
+                    <w:rPr>
+                      <w:i/>
+                      <w:iCs/>
+                    </w:rPr>
+                    <w:t xml:space="preserve"> </w:t>
+                  </w:r>
+                  <w:r>
+                    <w:rPr>
+                      <w:i/>
+                      <w:iCs/>
+                    </w:rPr>
+                    <w:t xml:space="preserve">your </w:t>
+                  </w:r>
+                  <w:r>
+                    <w:rPr>
+                      <w:i/>
+                      <w:iCs/>
+                    </w:rPr>
+                    <w:t xml:space="preserve">skin </w:t>
+                  </w:r>
+                  <w:r>
+                    <w:rPr>
+                      <w:i/>
+                      <w:iCs/>
+                    </w:rPr>
+                    <w:t>glow</w:t>
+                  </w:r>
+                  <w:r>
+                    <w:rPr>
+                      <w:i/>
+                      <w:iCs/>
+                    </w:rPr>
+                    <w:t>s</w:t>
+                  </w:r>
+                  <w:r>
+                    <w:rPr>
+                      <w:i/>
+                      <w:iCs/>
+                    </w:rPr>
+                    <w:t xml:space="preserve"> green-</w:t>
+                  </w:r>
+                  <w:r>
+                    <w:rPr>
+                      <w:i/>
+                      <w:iCs/>
+                    </w:rPr>
+                    <w:t>blue</w:t>
                   </w:r>
                 </w:p>
               </w:tc>
               <w:tc>
                 <w:tcPr>
                   <w:tcW w:w="4442" w:type="dxa"/>
+                  <w:vMerge/>
                 </w:tcPr>
                 <w:p>
                   <w:pPr>
                     <w:pStyle w:val="ParagraphNormal"/>
                     <w:spacing w:line="276" w:lineRule="auto"/>
                   </w:pPr>
-                  <w:r>
-                    <w:rPr>
-                      <w:noProof/>
-                    </w:rPr>
-                    <w:drawing>
-                      <wp:inline distT="0" distB="0" distL="0" distR="0" wp14:anchorId="71EFFBFB" wp14:editId="1EA2ADE4">
-                        <wp:extent cx="146304" cy="146304"/>
-                        <wp:effectExtent l="0" t="0" r="0" b="0"/>
-                        <wp:docPr id="1885012414" name="Picture 8"/>
-                        <wp:cNvGraphicFramePr>
-                          <a:graphicFrameLocks xmlns:a="http://schemas.openxmlformats.org/drawingml/2006/main" noChangeAspect="1"/>
-                        </wp:cNvGraphicFramePr>
-                        <a:graphic xmlns:a="http://schemas.openxmlformats.org/drawingml/2006/main">
-                          <a:graphicData uri="http://schemas.openxmlformats.org/drawingml/2006/picture">
-                            <pic:pic xmlns:pic="http://schemas.openxmlformats.org/drawingml/2006/picture">
-                              <pic:nvPicPr>
-                                <pic:cNvPr id="0" name="Picture 8"/>
-                                <pic:cNvPicPr>
-                                  <a:picLocks noChangeAspect="1" noChangeArrowheads="1"/>
-                                </pic:cNvPicPr>
-                              </pic:nvPicPr>
-                              <pic:blipFill rotWithShape="1">
-                                <a:blip r:embed="rId10">
-                                  <a:extLst>
-                                    <a:ext uri="{28A0092B-C50C-407E-A947-70E740481C1C}">
-                                      <a14:useLocalDpi xmlns:a14="http://schemas.microsoft.com/office/drawing/2010/main" val="0"/>
-                                    </a:ext>
-                                  </a:extLst>
-                                </a:blip>
-                                <a:srcRect t="-12500" b="12500"/>
-                                <a:stretch>
-                                  <a:fillRect/>
-                                </a:stretch>
-                              </pic:blipFill>
-                              <pic:spPr bwMode="auto">
-                                <a:xfrm>
-                                  <a:off x="0" y="0"/>
-                                  <a:ext cx="146304" cy="146304"/>
-                                </a:xfrm>
-                                <a:prstGeom prst="rect">
-                                  <a:avLst/>
-                                </a:prstGeom>
-                                <a:noFill/>
-                                <a:ln>
-                                  <a:noFill/>
-                                </a:ln>
-                              </pic:spPr>
-                            </pic:pic>
-                          </a:graphicData>
-                        </a:graphic>
-                      </wp:inline>
-                    </w:drawing>
-                  </w:r>
-                  <w:r>
-                    <w:t xml:space="preserve"> Everyone mistakes you for a famous Duke</w:t>
-                  </w:r>
                 </w:p>
               </w:tc>
             </w:tr>
@@ -3213,95 +2023,62 @@
                       <w:i/>
                       <w:iCs/>
                     </w:rPr>
-                    <w:t xml:space="preserve"> sleeveless </w:t>
-                  </w:r>
-                  <w:r>
-                    <w:t xml:space="preserve">– </w:t>
-                  </w:r>
-                  <w:r>
-                    <w:rPr>
-                      <w:i/>
-                      <w:iCs/>
-                    </w:rPr>
-                    <w:t>corset laces</w:t>
-                  </w:r>
-                  <w:r>
-                    <w:t xml:space="preserve"> – </w:t>
-                  </w:r>
-                  <w:r>
-                    <w:rPr>
-                      <w:i/>
-                      <w:iCs/>
-                    </w:rPr>
-                    <w:t>slim tiara</w:t>
+                    <w:t xml:space="preserve"> </w:t>
+                  </w:r>
+                  <w:r>
+                    <w:rPr>
+                      <w:i/>
+                      <w:iCs/>
+                    </w:rPr>
+                    <w:t xml:space="preserve">your worst harm </w:t>
+                  </w:r>
+                  <w:r>
+                    <w:rPr>
+                      <w:i/>
+                      <w:iCs/>
+                    </w:rPr>
+                    <w:t xml:space="preserve">transfers </w:t>
+                  </w:r>
+                  <w:r>
+                    <w:rPr>
+                      <w:i/>
+                      <w:iCs/>
+                    </w:rPr>
+                    <w:t xml:space="preserve">to </w:t>
+                  </w:r>
+                  <w:r>
+                    <w:rPr>
+                      <w:i/>
+                      <w:iCs/>
+                    </w:rPr>
+                    <w:t>a</w:t>
+                  </w:r>
+                  <w:r>
+                    <w:rPr>
+                      <w:i/>
+                      <w:iCs/>
+                    </w:rPr>
+                    <w:t xml:space="preserve"> random</w:t>
+                  </w:r>
+                  <w:r>
+                    <w:rPr>
+                      <w:i/>
+                      <w:iCs/>
+                    </w:rPr>
+                    <w:t xml:space="preserve"> ally</w:t>
                   </w:r>
                 </w:p>
               </w:tc>
               <w:tc>
                 <w:tcPr>
                   <w:tcW w:w="4442" w:type="dxa"/>
+                  <w:vMerge/>
                 </w:tcPr>
                 <w:p>
                   <w:pPr>
                     <w:pStyle w:val="ParagraphNormal"/>
                     <w:spacing w:line="276" w:lineRule="auto"/>
                   </w:pPr>
-                  <w:r>
-                    <w:rPr>
-                      <w:noProof/>
-                    </w:rPr>
-                    <w:drawing>
-                      <wp:inline distT="0" distB="0" distL="0" distR="0" wp14:anchorId="7A4E0F01" wp14:editId="1FA29958">
-                        <wp:extent cx="146304" cy="146304"/>
-                        <wp:effectExtent l="0" t="0" r="0" b="0"/>
-                        <wp:docPr id="594739509" name="Picture 9"/>
-                        <wp:cNvGraphicFramePr>
-                          <a:graphicFrameLocks xmlns:a="http://schemas.openxmlformats.org/drawingml/2006/main" noChangeAspect="1"/>
-                        </wp:cNvGraphicFramePr>
-                        <a:graphic xmlns:a="http://schemas.openxmlformats.org/drawingml/2006/main">
-                          <a:graphicData uri="http://schemas.openxmlformats.org/drawingml/2006/picture">
-                            <pic:pic xmlns:pic="http://schemas.openxmlformats.org/drawingml/2006/picture">
-                              <pic:nvPicPr>
-                                <pic:cNvPr id="0" name="Picture 9"/>
-                                <pic:cNvPicPr>
-                                  <a:picLocks noChangeAspect="1" noChangeArrowheads="1"/>
-                                </pic:cNvPicPr>
-                              </pic:nvPicPr>
-                              <pic:blipFill rotWithShape="1">
-                                <a:blip r:embed="rId11">
-                                  <a:extLst>
-                                    <a:ext uri="{28A0092B-C50C-407E-A947-70E740481C1C}">
-                                      <a14:useLocalDpi xmlns:a14="http://schemas.microsoft.com/office/drawing/2010/main" val="0"/>
-                                    </a:ext>
-                                  </a:extLst>
-                                </a:blip>
-                                <a:srcRect t="-12500" b="12500"/>
-                                <a:stretch>
-                                  <a:fillRect/>
-                                </a:stretch>
-                              </pic:blipFill>
-                              <pic:spPr bwMode="auto">
-                                <a:xfrm>
-                                  <a:off x="0" y="0"/>
-                                  <a:ext cx="146304" cy="146304"/>
-                                </a:xfrm>
-                                <a:prstGeom prst="rect">
-                                  <a:avLst/>
-                                </a:prstGeom>
-                                <a:noFill/>
-                                <a:ln>
-                                  <a:noFill/>
-                                </a:ln>
-                              </pic:spPr>
-                            </pic:pic>
-                          </a:graphicData>
-                        </a:graphic>
-                      </wp:inline>
-                    </w:drawing>
-                  </w:r>
-                  <w:r>
-                    <w:t xml:space="preserve"> When you make eye-contact, you sneeze</w:t>
-                  </w:r>
                 </w:p>
               </w:tc>
             </w:tr>
@@ -3376,75 +2153,20 @@
                       <w:i/>
                       <w:iCs/>
                     </w:rPr>
-                    <w:t>feathered gold mask – knee-high boots</w:t>
+                    <w:t>+1 to your next Insight action or resistance</w:t>
                   </w:r>
                 </w:p>
               </w:tc>
               <w:tc>
                 <w:tcPr>
                   <w:tcW w:w="4442" w:type="dxa"/>
+                  <w:vMerge/>
                 </w:tcPr>
                 <w:p>
                   <w:pPr>
                     <w:pStyle w:val="ParagraphNormal"/>
                     <w:spacing w:line="276" w:lineRule="auto"/>
                   </w:pPr>
-                  <w:r>
-                    <w:rPr>
-                      <w:noProof/>
-                    </w:rPr>
-                    <w:drawing>
-                      <wp:inline distT="0" distB="0" distL="0" distR="0" wp14:anchorId="50F192D3" wp14:editId="5E9A7EF8">
-                        <wp:extent cx="146304" cy="146304"/>
-                        <wp:effectExtent l="0" t="0" r="0" b="0"/>
-                        <wp:docPr id="516008821" name="Picture 4"/>
-                        <wp:cNvGraphicFramePr>
-                          <a:graphicFrameLocks xmlns:a="http://schemas.openxmlformats.org/drawingml/2006/main" noChangeAspect="1"/>
-                        </wp:cNvGraphicFramePr>
-                        <a:graphic xmlns:a="http://schemas.openxmlformats.org/drawingml/2006/main">
-                          <a:graphicData uri="http://schemas.openxmlformats.org/drawingml/2006/picture">
-                            <pic:pic xmlns:pic="http://schemas.openxmlformats.org/drawingml/2006/picture">
-                              <pic:nvPicPr>
-                                <pic:cNvPr id="0" name="Picture 4"/>
-                                <pic:cNvPicPr>
-                                  <a:picLocks noChangeAspect="1" noChangeArrowheads="1"/>
-                                </pic:cNvPicPr>
-                              </pic:nvPicPr>
-                              <pic:blipFill rotWithShape="1">
-                                <a:blip r:embed="rId12" cstate="print">
-                                  <a:extLst>
-                                    <a:ext uri="{28A0092B-C50C-407E-A947-70E740481C1C}">
-                                      <a14:useLocalDpi xmlns:a14="http://schemas.microsoft.com/office/drawing/2010/main" val="0"/>
-                                    </a:ext>
-                                  </a:extLst>
-                                </a:blip>
-                                <a:srcRect t="-12500" b="12500"/>
-                                <a:stretch>
-                                  <a:fillRect/>
-                                </a:stretch>
-                              </pic:blipFill>
-                              <pic:spPr bwMode="auto">
-                                <a:xfrm>
-                                  <a:off x="0" y="0"/>
-                                  <a:ext cx="146304" cy="146304"/>
-                                </a:xfrm>
-                                <a:prstGeom prst="rect">
-                                  <a:avLst/>
-                                </a:prstGeom>
-                                <a:noFill/>
-                                <a:ln>
-                                  <a:noFill/>
-                                </a:ln>
-                              </pic:spPr>
-                            </pic:pic>
-                          </a:graphicData>
-                        </a:graphic>
-                      </wp:inline>
-                    </w:drawing>
-                  </w:r>
-                  <w:r>
-                    <w:t xml:space="preserve"> Animals follow you (e.g., rats, insects)</w:t>
-                  </w:r>
                 </w:p>
               </w:tc>
             </w:tr>
@@ -3454,194 +2176,6 @@
               <w:pStyle w:val="NoParagraphNormal"/>
               <w:jc w:val="both"/>
             </w:pPr>
-          </w:p>
-        </w:tc>
-      </w:tr>
-    </w:tbl>
-    <w:p>
-      <w:pPr>
-        <w:pStyle w:val="NoParagraphNormal"/>
-      </w:pPr>
-    </w:p>
-    <w:tbl>
-      <w:tblPr>
-        <w:tblStyle w:val="TableGrid"/>
-        <w:tblW w:w="9288" w:type="dxa"/>
-        <w:tblBorders>
-          <w:top w:val="none" w:sz="0" w:space="0" w:color="auto"/>
-          <w:left w:val="none" w:sz="0" w:space="0" w:color="auto"/>
-          <w:bottom w:val="none" w:sz="0" w:space="0" w:color="auto"/>
-          <w:right w:val="none" w:sz="0" w:space="0" w:color="auto"/>
-          <w:insideH w:val="none" w:sz="0" w:space="0" w:color="auto"/>
-          <w:insideV w:val="none" w:sz="0" w:space="0" w:color="auto"/>
-        </w:tblBorders>
-        <w:tblLook w:val="04A0" w:firstRow="1" w:lastRow="0" w:firstColumn="1" w:lastColumn="0" w:noHBand="0" w:noVBand="1"/>
-      </w:tblPr>
-      <w:tblGrid>
-        <w:gridCol w:w="4644"/>
-        <w:gridCol w:w="4644"/>
-      </w:tblGrid>
-      <w:tr>
-        <w:tc>
-          <w:tcPr>
-            <w:tcW w:w="4644" w:type="dxa"/>
-          </w:tcPr>
-          <w:p>
-            <w:pPr>
-              <w:pStyle w:val="NoParagraphNormal"/>
-              <w:spacing w:line="360" w:lineRule="auto"/>
-              <w:jc w:val="center"/>
-              <w:rPr>
-                <w:b/>
-                <w:bCs/>
-                <w:smallCaps/>
-              </w:rPr>
-            </w:pPr>
-            <w:r>
-              <w:rPr>
-                <w:rStyle w:val="Strong"/>
-              </w:rPr>
-              <w:t xml:space="preserve">Siding with </w:t>
-            </w:r>
-            <w:r>
-              <w:rPr>
-                <w:rStyle w:val="Strong"/>
-              </w:rPr>
-              <w:t>Ellisa</w:t>
-            </w:r>
-          </w:p>
-        </w:tc>
-        <w:tc>
-          <w:tcPr>
-            <w:tcW w:w="4644" w:type="dxa"/>
-          </w:tcPr>
-          <w:p>
-            <w:pPr>
-              <w:pStyle w:val="NoParagraphNormal"/>
-              <w:jc w:val="center"/>
-            </w:pPr>
-            <w:r>
-              <w:rPr>
-                <w:rStyle w:val="Strong"/>
-              </w:rPr>
-              <w:t xml:space="preserve">Siding with </w:t>
-            </w:r>
-            <w:r>
-              <w:rPr>
-                <w:rStyle w:val="Strong"/>
-              </w:rPr>
-              <w:t>Hanna</w:t>
-            </w:r>
-          </w:p>
-        </w:tc>
-      </w:tr>
-      <w:tr>
-        <w:tc>
-          <w:tcPr>
-            <w:tcW w:w="4644" w:type="dxa"/>
-          </w:tcPr>
-          <w:p>
-            <w:pPr>
-              <w:pStyle w:val="NoParagraphNormal"/>
-              <w:spacing w:after="120" w:line="276" w:lineRule="auto"/>
-            </w:pPr>
-            <w:r>
-              <w:t>Vitae pellentesque sem placerat in id cursus mi.</w:t>
-            </w:r>
-            <w:r>
-              <w:t>.</w:t>
-            </w:r>
-          </w:p>
-          <w:p>
-            <w:pPr>
-              <w:pStyle w:val="NoParagraphNormal"/>
-              <w:spacing w:after="120" w:line="276" w:lineRule="auto"/>
-              <w:rPr>
-                <w:i/>
-                <w:iCs/>
-              </w:rPr>
-            </w:pPr>
-            <w:r>
-              <w:rPr>
-                <w:i/>
-                <w:iCs/>
-              </w:rPr>
-              <w:t>“</w:t>
-            </w:r>
-            <w:r>
-              <w:rPr>
-                <w:i/>
-                <w:iCs/>
-              </w:rPr>
-              <w:t>Lorem ipsum dolor sit amet consectetur adipiscing elit. Dolor sit amet consectetur adipiscing elit quisque faucibus</w:t>
-            </w:r>
-            <w:r>
-              <w:rPr>
-                <w:i/>
-                <w:iCs/>
-              </w:rPr>
-              <w:t>.”</w:t>
-            </w:r>
-          </w:p>
-          <w:p>
-            <w:pPr>
-              <w:pStyle w:val="NoParagraphNormal"/>
-              <w:spacing w:after="120" w:line="276" w:lineRule="auto"/>
-            </w:pPr>
-            <w:r>
-              <w:t>Lorem ipsum dolor sit amet consectetur adipiscing elit. Amet consectetur adipiscing elit quisque faucibus ex sapien</w:t>
-            </w:r>
-            <w:r>
-              <w:t>.</w:t>
-            </w:r>
-          </w:p>
-        </w:tc>
-        <w:tc>
-          <w:tcPr>
-            <w:tcW w:w="4644" w:type="dxa"/>
-          </w:tcPr>
-          <w:p>
-            <w:pPr>
-              <w:pStyle w:val="NoParagraphNormal"/>
-              <w:spacing w:after="120" w:line="276" w:lineRule="auto"/>
-              <w:rPr>
-                <w:i/>
-                <w:iCs/>
-              </w:rPr>
-            </w:pPr>
-            <w:r>
-              <w:rPr>
-                <w:i/>
-                <w:iCs/>
-              </w:rPr>
-              <w:t>“</w:t>
-            </w:r>
-            <w:r>
-              <w:rPr>
-                <w:i/>
-                <w:iCs/>
-              </w:rPr>
-              <w:t>Lorem ipsum dolor sit amet consectetur adipiscing elit. Dolor sit amet consectetur adipiscing elit quisque faucibus</w:t>
-            </w:r>
-            <w:r>
-              <w:rPr>
-                <w:i/>
-                <w:iCs/>
-              </w:rPr>
-              <w:t>!”</w:t>
-            </w:r>
-          </w:p>
-          <w:p>
-            <w:pPr>
-              <w:pStyle w:val="NoParagraphNormal"/>
-              <w:spacing w:after="120" w:line="276" w:lineRule="auto"/>
-            </w:pPr>
-            <w:r>
-              <w:t>Quisque faucibus ex sapien vitae pellentesque sem placerat. Vitae pellentesque sem placerat in id cursus mi</w:t>
-            </w:r>
-            <w:r>
-              <w:t>.</w:t>
-            </w:r>
           </w:p>
         </w:tc>
       </w:tr>
@@ -3898,10 +2432,10 @@
         <w:noProof/>
       </w:rPr>
       <w:drawing>
-        <wp:anchor distT="0" distB="0" distL="114300" distR="114300" simplePos="0" relativeHeight="251659776" behindDoc="0" locked="0" layoutInCell="1" allowOverlap="1" wp14:anchorId="6649D7F0" wp14:editId="26B5C29A">
+        <wp:anchor distT="0" distB="0" distL="114300" distR="114300" simplePos="0" relativeHeight="251659776" behindDoc="0" locked="0" layoutInCell="1" allowOverlap="1" wp14:anchorId="6649D7F0" wp14:editId="158BE0DC">
           <wp:simplePos x="0" y="0"/>
           <wp:positionH relativeFrom="column">
-            <wp:posOffset>2762581</wp:posOffset>
+            <wp:posOffset>3041177</wp:posOffset>
           </wp:positionH>
           <wp:positionV relativeFrom="paragraph">
             <wp:posOffset>-29845</wp:posOffset>
@@ -3968,7 +2502,7 @@
       <w:rPr>
         <w:rStyle w:val="Strong"/>
       </w:rPr>
-      <w:t>Lorem Ipsum</w:t>
+      <w:t>Common Side Effects</w:t>
     </w:r>
     <w:r>
       <w:rPr>

--- a/public/data/common-side-effects/common-side-effects.docx
+++ b/public/data/common-side-effects/common-side-effects.docx
@@ -30,6 +30,8 @@
       </w:r>
       <w:r>
         <w:rPr>
+          <w:i/>
+          <w:iCs/>
           <w:vertAlign w:val="subscript"/>
         </w:rPr>
         <w:t>(ruthless, sweaty)</w:t>
@@ -86,10 +88,10 @@
         <w:t xml:space="preserve">for a small </w:t>
       </w:r>
       <w:r>
-        <w:t xml:space="preserve">payment </w:t>
-      </w:r>
-      <w:r>
-        <w:t xml:space="preserve">or work contribution. We </w:t>
+        <w:t>contribution</w:t>
+      </w:r>
+      <w:r>
+        <w:t xml:space="preserve">. We </w:t>
       </w:r>
       <w:r>
         <w:t xml:space="preserve">do </w:t>
@@ -125,7 +127,10 @@
         <w:t xml:space="preserve">seen it for myself! Get me a </w:t>
       </w:r>
       <w:r>
-        <w:t>culture of the stuff</w:t>
+        <w:t>sample</w:t>
+      </w:r>
+      <w:r>
+        <w:t xml:space="preserve"> of the stuff</w:t>
       </w:r>
       <w:r>
         <w:t xml:space="preserve">, and </w:t>
@@ -223,7 +228,7 @@
               <w:rPr>
                 <w:rStyle w:val="Strong"/>
               </w:rPr>
-              <w:t>Lorem Ispum</w:t>
+              <w:t>Approach</w:t>
             </w:r>
             <w:r>
               <w:rPr>
@@ -235,10 +240,61 @@
               <w:t xml:space="preserve"> </w:t>
             </w:r>
             <w:r>
-              <w:t>Ut sem viverra aliquet eget sit amet. Urna id volutpat lacus laoreet non curabitur gravida.</w:t>
-            </w:r>
-            <w:r>
-              <w:t xml:space="preserve"> Est lorem ipsum dolor sit amet consectetur adipiscing.</w:t>
+              <w:t xml:space="preserve">Golden Harvest </w:t>
+            </w:r>
+            <w:r>
+              <w:t xml:space="preserve">has a reputation as </w:t>
+            </w:r>
+            <w:r>
+              <w:t xml:space="preserve">Duskwall’s </w:t>
+            </w:r>
+            <w:r>
+              <w:t>best</w:t>
+            </w:r>
+            <w:r>
+              <w:t xml:space="preserve"> supplier of high quality </w:t>
+            </w:r>
+            <w:r>
+              <w:t xml:space="preserve">edible </w:t>
+            </w:r>
+            <w:r>
+              <w:t>fungus</w:t>
+            </w:r>
+            <w:r>
+              <w:t xml:space="preserve">. </w:t>
+            </w:r>
+            <w:r>
+              <w:t xml:space="preserve">The workers </w:t>
+            </w:r>
+            <w:r>
+              <w:t>call themselves “cultivators”</w:t>
+            </w:r>
+            <w:r>
+              <w:t xml:space="preserve"> and are </w:t>
+            </w:r>
+            <w:r>
+              <w:t xml:space="preserve">very </w:t>
+            </w:r>
+            <w:r>
+              <w:t>loyal</w:t>
+            </w:r>
+            <w:r>
+              <w:t>, treating</w:t>
+            </w:r>
+            <w:r>
+              <w:t xml:space="preserve"> Golden Harvest</w:t>
+            </w:r>
+            <w:r>
+              <w:t xml:space="preserve"> </w:t>
+            </w:r>
+            <w:r>
+              <w:t xml:space="preserve">less like a place of </w:t>
+            </w:r>
+            <w:r>
+              <w:t xml:space="preserve">work </w:t>
+            </w:r>
+            <w:r>
+              <w:t>and more like a family, or a cult.</w:t>
             </w:r>
           </w:p>
           <w:tbl>
@@ -277,7 +333,7 @@
                     <w:rPr>
                       <w:rStyle w:val="Strong"/>
                     </w:rPr>
-                    <w:t>Turpis</w:t>
+                    <w:t>Homestead</w:t>
                   </w:r>
                   <w:r>
                     <w:rPr>
@@ -295,27 +351,132 @@
                     <w:t xml:space="preserve"> </w:t>
                   </w:r>
                   <w:r>
-                    <w:t xml:space="preserve">Urna condimentum mattis pellentesque id nibh tortor. </w:t>
+                    <w:rPr>
+                      <w:rStyle w:val="Strong"/>
+                      <w:b w:val="0"/>
+                      <w:bCs w:val="0"/>
+                      <w:smallCaps w:val="0"/>
+                    </w:rPr>
+                    <w:t xml:space="preserve">Golden Harvest’s </w:t>
+                  </w:r>
+                  <w:r>
+                    <w:rPr>
+                      <w:rStyle w:val="Strong"/>
+                      <w:b w:val="0"/>
+                      <w:bCs w:val="0"/>
+                      <w:smallCaps w:val="0"/>
+                    </w:rPr>
+                    <w:t>homestead</w:t>
+                  </w:r>
+                  <w:r>
+                    <w:rPr>
+                      <w:rStyle w:val="Strong"/>
+                      <w:b w:val="0"/>
+                      <w:bCs w:val="0"/>
+                      <w:smallCaps w:val="0"/>
+                    </w:rPr>
+                    <w:t xml:space="preserve"> </w:t>
+                  </w:r>
+                  <w:r>
+                    <w:rPr>
+                      <w:rStyle w:val="Strong"/>
+                      <w:b w:val="0"/>
+                      <w:bCs w:val="0"/>
+                      <w:smallCaps w:val="0"/>
+                    </w:rPr>
+                    <w:t xml:space="preserve">holds </w:t>
+                  </w:r>
+                  <w:r>
+                    <w:rPr>
+                      <w:rStyle w:val="Strong"/>
+                      <w:b w:val="0"/>
+                      <w:bCs w:val="0"/>
+                      <w:smallCaps w:val="0"/>
+                    </w:rPr>
+                    <w:t>the grotto entrance</w:t>
+                  </w:r>
+                  <w:r>
+                    <w:rPr>
+                      <w:rStyle w:val="Strong"/>
+                      <w:b w:val="0"/>
+                      <w:bCs w:val="0"/>
+                      <w:smallCaps w:val="0"/>
+                    </w:rPr>
+                    <w:t>.</w:t>
+                  </w:r>
+                  <w:r>
+                    <w:rPr>
+                      <w:rStyle w:val="Strong"/>
+                      <w:b w:val="0"/>
+                      <w:bCs w:val="0"/>
+                      <w:smallCaps w:val="0"/>
+                    </w:rPr>
+                    <w:t xml:space="preserve"> </w:t>
+                  </w:r>
+                  <w:r>
+                    <w:rPr>
+                      <w:rStyle w:val="Strong"/>
+                      <w:b w:val="0"/>
+                      <w:bCs w:val="0"/>
+                      <w:smallCaps w:val="0"/>
+                    </w:rPr>
+                    <w:t xml:space="preserve">Wide tables </w:t>
+                  </w:r>
+                  <w:r>
+                    <w:rPr>
+                      <w:rStyle w:val="Strong"/>
+                      <w:b w:val="0"/>
+                      <w:bCs w:val="0"/>
+                      <w:smallCaps w:val="0"/>
+                    </w:rPr>
+                    <w:t xml:space="preserve">out front </w:t>
+                  </w:r>
+                  <w:r>
+                    <w:rPr>
+                      <w:rStyle w:val="Strong"/>
+                      <w:b w:val="0"/>
+                      <w:bCs w:val="0"/>
+                      <w:smallCaps w:val="0"/>
+                    </w:rPr>
+                    <w:t xml:space="preserve">showcase “farm-to-table” </w:t>
+                  </w:r>
+                  <w:r>
+                    <w:rPr>
+                      <w:rStyle w:val="Strong"/>
+                      <w:b w:val="0"/>
+                      <w:bCs w:val="0"/>
+                      <w:smallCaps w:val="0"/>
+                    </w:rPr>
+                    <w:t>wares.</w:t>
                   </w:r>
                 </w:p>
                 <w:p>
                   <w:pPr>
                     <w:pStyle w:val="NoParagraphNormal"/>
-                  </w:pPr>
-                  <w:r>
                     <w:rPr>
                       <w:rFonts w:ascii="Segoe UI Symbol" w:hAnsi="Segoe UI Symbol" w:cs="Segoe UI Symbol"/>
                     </w:rPr>
+                  </w:pPr>
+                  <w:r>
+                    <w:rPr>
+                      <w:rFonts w:ascii="Segoe UI Symbol" w:hAnsi="Segoe UI Symbol" w:cs="Segoe UI Symbol"/>
+                    </w:rPr>
                     <w:t>❖</w:t>
                   </w:r>
                   <w:r>
+                    <w:rPr>
+                      <w:rFonts w:ascii="Segoe UI Symbol" w:hAnsi="Segoe UI Symbol" w:cs="Segoe UI Symbol"/>
+                    </w:rPr>
                     <w:t xml:space="preserve"> </w:t>
                   </w:r>
                   <w:r>
-                    <w:t>Lorem ipsun</w:t>
-                  </w:r>
-                  <w:r>
-                    <w:t xml:space="preserve"> staff</w:t>
+                    <w:t xml:space="preserve">Padlocked grotto </w:t>
+                  </w:r>
+                  <w:r>
+                    <w:t>gate</w:t>
+                  </w:r>
+                  <w:r>
+                    <w:t xml:space="preserve"> only opens from the outside</w:t>
                   </w:r>
                 </w:p>
                 <w:p>
@@ -335,7 +496,25 @@
                     <w:t xml:space="preserve"> </w:t>
                   </w:r>
                   <w:r>
-                    <w:t>Fermentum posuere</w:t>
+                    <w:t xml:space="preserve">A </w:t>
+                  </w:r>
+                  <w:r>
+                    <w:t>rust</w:t>
+                  </w:r>
+                  <w:r>
+                    <w:t>ing</w:t>
+                  </w:r>
+                  <w:r>
+                    <w:t xml:space="preserve"> </w:t>
+                  </w:r>
+                  <w:r>
+                    <w:t xml:space="preserve">Hull checks all </w:t>
+                  </w:r>
+                  <w:r>
+                    <w:t xml:space="preserve">cultivators </w:t>
+                  </w:r>
+                  <w:r>
+                    <w:t>going in or out</w:t>
                   </w:r>
                 </w:p>
                 <w:p>
@@ -346,21 +525,6 @@
                       <w:szCs w:val="24"/>
                     </w:rPr>
                   </w:pPr>
-                  <w:r>
-                    <w:rPr>
-                      <w:rFonts w:ascii="Segoe UI Symbol" w:hAnsi="Segoe UI Symbol" w:cs="Segoe UI Symbol"/>
-                    </w:rPr>
-                    <w:t>❖</w:t>
-                  </w:r>
-                  <w:r>
-                    <w:rPr>
-                      <w:rFonts w:ascii="Segoe UI Symbol" w:hAnsi="Segoe UI Symbol" w:cs="Segoe UI Symbol"/>
-                    </w:rPr>
-                    <w:t xml:space="preserve"> </w:t>
-                  </w:r>
-                  <w:r>
-                    <w:t>Dolor sit amet</w:t>
-                  </w:r>
                 </w:p>
               </w:tc>
               <w:tc>
@@ -382,7 +546,7 @@
                     <w:rPr>
                       <w:rStyle w:val="Strong"/>
                     </w:rPr>
-                    <w:t>Turpis</w:t>
+                    <w:t>Grotto</w:t>
                   </w:r>
                   <w:r>
                     <w:rPr>
@@ -400,7 +564,49 @@
                     <w:t xml:space="preserve"> </w:t>
                   </w:r>
                   <w:r>
-                    <w:t xml:space="preserve">Urna condimentum mattis pellentesque id nibh tortor. </w:t>
+                    <w:t xml:space="preserve">A </w:t>
+                  </w:r>
+                  <w:r>
+                    <w:t>rickety</w:t>
+                  </w:r>
+                  <w:r>
+                    <w:t xml:space="preserve"> </w:t>
+                  </w:r>
+                  <w:r>
+                    <w:t xml:space="preserve">bridge </w:t>
+                  </w:r>
+                  <w:r>
+                    <w:t xml:space="preserve">spans a </w:t>
+                  </w:r>
+                  <w:r>
+                    <w:t>crystal-</w:t>
+                  </w:r>
+                  <w:r>
+                    <w:t xml:space="preserve">clear </w:t>
+                  </w:r>
+                  <w:r>
+                    <w:t>lake</w:t>
+                  </w:r>
+                  <w:r>
+                    <w:t>.</w:t>
+                  </w:r>
+                  <w:r>
+                    <w:t xml:space="preserve"> Colorful mushrooms </w:t>
+                  </w:r>
+                  <w:r>
+                    <w:t xml:space="preserve">sprout </w:t>
+                  </w:r>
+                  <w:r>
+                    <w:t xml:space="preserve">from </w:t>
+                  </w:r>
+                  <w:r>
+                    <w:t>f</w:t>
+                  </w:r>
+                  <w:r>
+                    <w:t>loating</w:t>
+                  </w:r>
+                  <w:r>
+                    <w:t xml:space="preserve"> gardens.</w:t>
                   </w:r>
                 </w:p>
                 <w:p>
@@ -417,16 +623,20 @@
                     <w:t xml:space="preserve"> </w:t>
                   </w:r>
                   <w:r>
-                    <w:t>Lorem ipsun</w:t>
-                  </w:r>
-                  <w:r>
-                    <w:t xml:space="preserve"> staff</w:t>
-                  </w:r>
-                </w:p>
-                <w:p>
-                  <w:pPr>
-                    <w:pStyle w:val="NoParagraphNormal"/>
-                  </w:pPr>
+                    <w:t xml:space="preserve">Cultivators </w:t>
+                  </w:r>
+                  <w:r>
+                    <w:t xml:space="preserve">in togas </w:t>
+                  </w:r>
+                  <w:r>
+                    <w:t xml:space="preserve">work </w:t>
+                  </w:r>
+                  <w:r>
+                    <w:t>quietly, minimizing sound</w:t>
+                  </w:r>
+                  <w:r>
+                    <w:br/>
+                  </w:r>
                   <w:r>
                     <w:rPr>
                       <w:rFonts w:ascii="Segoe UI Symbol" w:hAnsi="Segoe UI Symbol" w:cs="Segoe UI Symbol"/>
@@ -440,7 +650,7 @@
                     <w:t xml:space="preserve"> </w:t>
                   </w:r>
                   <w:r>
-                    <w:t>Fermentum posuere</w:t>
+                    <w:t>An unattended diving suit</w:t>
                   </w:r>
                 </w:p>
                 <w:p>
@@ -464,14 +674,10 @@
                     <w:t xml:space="preserve"> </w:t>
                   </w:r>
                   <w:r>
-                    <w:t>Dolor sit amet</w:t>
-                  </w:r>
-                  <w:r>
-                    <w:rPr>
-                      <w:sz w:val="24"/>
-                      <w:szCs w:val="24"/>
-                    </w:rPr>
-                    <w:t xml:space="preserve"> </w:t>
+                    <w:t xml:space="preserve">Fishing nets </w:t>
+                  </w:r>
+                  <w:r>
+                    <w:t>lift writhing masses onto the bridge</w:t>
                   </w:r>
                 </w:p>
               </w:tc>
@@ -487,7 +693,13 @@
                     <w:rPr>
                       <w:rStyle w:val="Strong"/>
                     </w:rPr>
-                    <w:t>Turpis</w:t>
+                    <w:t>Hot Springs</w:t>
+                  </w:r>
+                  <w:r>
+                    <w:rPr>
+                      <w:rStyle w:val="Strong"/>
+                    </w:rPr>
+                    <w:t xml:space="preserve"> Cavern</w:t>
                   </w:r>
                   <w:r>
                     <w:rPr>
@@ -505,7 +717,28 @@
                     <w:t xml:space="preserve"> </w:t>
                   </w:r>
                   <w:r>
-                    <w:t xml:space="preserve">Urna condimentum mattis pellentesque id nibh tortor. </w:t>
+                    <w:t xml:space="preserve">Warm water bubbles up from the </w:t>
+                  </w:r>
+                  <w:r>
+                    <w:t xml:space="preserve">cavern’s </w:t>
+                  </w:r>
+                  <w:r>
+                    <w:t xml:space="preserve">deepest point. </w:t>
+                  </w:r>
+                  <w:r>
+                    <w:t>Golden Button</w:t>
+                  </w:r>
+                  <w:r>
+                    <w:t>s</w:t>
+                  </w:r>
+                  <w:r>
+                    <w:t xml:space="preserve"> grow in </w:t>
+                  </w:r>
+                  <w:r>
+                    <w:t xml:space="preserve">small </w:t>
+                  </w:r>
+                  <w:r>
+                    <w:t>clusters.</w:t>
                   </w:r>
                 </w:p>
                 <w:p>
@@ -522,10 +755,13 @@
                     <w:t xml:space="preserve"> </w:t>
                   </w:r>
                   <w:r>
-                    <w:t>Lorem ipsun</w:t>
-                  </w:r>
-                  <w:r>
-                    <w:t xml:space="preserve"> staff</w:t>
+                    <w:rPr>
+                      <w:rStyle w:val="Strong"/>
+                    </w:rPr>
+                    <w:t xml:space="preserve">Sarha </w:t>
+                  </w:r>
+                  <w:r>
+                    <w:t>doesn’t sleep and is always watching</w:t>
                   </w:r>
                 </w:p>
                 <w:p>
@@ -545,7 +781,10 @@
                     <w:t xml:space="preserve"> </w:t>
                   </w:r>
                   <w:r>
-                    <w:t>Fermentum posuere</w:t>
+                    <w:t>The cavern is a</w:t>
+                  </w:r>
+                  <w:r>
+                    <w:t xml:space="preserve"> Spirit Well</w:t>
                   </w:r>
                 </w:p>
                 <w:p>
@@ -571,7 +810,10 @@
                     <w:t xml:space="preserve"> </w:t>
                   </w:r>
                   <w:r>
-                    <w:t>Dolor sit amet</w:t>
+                    <w:t>Harvesting Golden Buttons</w:t>
+                  </w:r>
+                  <w:r>
+                    <w:t xml:space="preserve"> releases spores into the air</w:t>
                   </w:r>
                 </w:p>
               </w:tc>
@@ -583,7 +825,133 @@
               <w:jc w:val="both"/>
             </w:pPr>
             <w:r>
-              <w:t>Bibendum enim facilisis gravida neque convallis a. Rhoncus aenean vel elit scelerisque mauris pellentesque pulvinar pellentesque.</w:t>
+              <w:rPr>
+                <w:rStyle w:val="Strong"/>
+              </w:rPr>
+              <w:t>Areas</w:t>
+            </w:r>
+            <w:r>
+              <w:rPr>
+                <w:rStyle w:val="Strong"/>
+              </w:rPr>
+              <w:t xml:space="preserve">: </w:t>
+            </w:r>
+            <w:r>
+              <w:rPr>
+                <w:rStyle w:val="ParagraphNormalChar"/>
+              </w:rPr>
+              <w:t>mushroom lounge</w:t>
+            </w:r>
+            <w:r>
+              <w:rPr>
+                <w:sz w:val="28"/>
+              </w:rPr>
+              <w:t xml:space="preserve"> </w:t>
+            </w:r>
+            <w:r>
+              <w:t xml:space="preserve">— </w:t>
+            </w:r>
+            <w:r>
+              <w:t>director’s</w:t>
+            </w:r>
+            <w:r>
+              <w:t xml:space="preserve"> office </w:t>
+            </w:r>
+            <w:r>
+              <w:t>—</w:t>
+            </w:r>
+            <w:r>
+              <w:t xml:space="preserve"> </w:t>
+            </w:r>
+            <w:r>
+              <w:t>worker’s lodging</w:t>
+            </w:r>
+            <w:r>
+              <w:t xml:space="preserve"> </w:t>
+            </w:r>
+            <w:r>
+              <w:t>—</w:t>
+            </w:r>
+            <w:r>
+              <w:t xml:space="preserve"> </w:t>
+            </w:r>
+            <w:r>
+              <w:t>holding cells</w:t>
+            </w:r>
+            <w:r>
+              <w:t xml:space="preserve"> </w:t>
+            </w:r>
+            <w:r>
+              <w:t>—</w:t>
+            </w:r>
+            <w:r>
+              <w:t xml:space="preserve"> </w:t>
+            </w:r>
+            <w:r>
+              <w:t xml:space="preserve">Sarha’s </w:t>
+            </w:r>
+            <w:r>
+              <w:t>shrine</w:t>
+            </w:r>
+            <w:r>
+              <w:br/>
+            </w:r>
+            <w:r>
+              <w:t xml:space="preserve">Big Tuna’s </w:t>
+            </w:r>
+            <w:r>
+              <w:t>underwater c</w:t>
+            </w:r>
+            <w:r>
+              <w:t>ave</w:t>
+            </w:r>
+            <w:r>
+              <w:t xml:space="preserve"> </w:t>
+            </w:r>
+            <w:r>
+              <w:t>—</w:t>
+            </w:r>
+            <w:r>
+              <w:t xml:space="preserve"> </w:t>
+            </w:r>
+            <w:r>
+              <w:t>compost</w:t>
+            </w:r>
+            <w:r>
+              <w:t>ing</w:t>
+            </w:r>
+            <w:r>
+              <w:t xml:space="preserve"> pit </w:t>
+            </w:r>
+            <w:r>
+              <w:t>—</w:t>
+            </w:r>
+            <w:r>
+              <w:t xml:space="preserve"> </w:t>
+            </w:r>
+            <w:r>
+              <w:t>abandoned mine</w:t>
+            </w:r>
+            <w:r>
+              <w:t xml:space="preserve"> drift</w:t>
+            </w:r>
+            <w:r>
+              <w:t xml:space="preserve"> </w:t>
+            </w:r>
+            <w:r>
+              <w:t>—</w:t>
+            </w:r>
+            <w:r>
+              <w:t xml:space="preserve"> cave stairs </w:t>
+            </w:r>
+            <w:r>
+              <w:t>—</w:t>
+            </w:r>
+            <w:r>
+              <w:t xml:space="preserve"> </w:t>
+            </w:r>
+            <w:r>
+              <w:t>store room</w:t>
             </w:r>
           </w:p>
         </w:tc>
@@ -685,29 +1053,35 @@
                       <w:i/>
                       <w:iCs/>
                     </w:rPr>
-                    <w:t xml:space="preserve">Tristique et egestas quis ipsum </w:t>
-                  </w:r>
-                  <w:r>
-                    <w:rPr>
-                      <w:rStyle w:val="Strong"/>
-                      <w:i/>
-                      <w:iCs/>
-                    </w:rPr>
-                    <w:t>suspendisse</w:t>
-                  </w:r>
-                  <w:r>
-                    <w:rPr>
-                      <w:i/>
-                      <w:iCs/>
-                    </w:rPr>
-                    <w:t xml:space="preserve"> ultrices.</w:t>
-                  </w:r>
-                  <w:r>
-                    <w:rPr>
-                      <w:i/>
-                      <w:iCs/>
-                    </w:rPr>
-                    <w:t xml:space="preserve"> Elementum nisi quis.</w:t>
+                    <w:t>“</w:t>
+                  </w:r>
+                  <w:r>
+                    <w:rPr>
+                      <w:i/>
+                      <w:iCs/>
+                    </w:rPr>
+                    <w:t xml:space="preserve">If you like, you </w:t>
+                  </w:r>
+                  <w:r>
+                    <w:rPr>
+                      <w:i/>
+                      <w:iCs/>
+                    </w:rPr>
+                    <w:t>may</w:t>
+                  </w:r>
+                  <w:r>
+                    <w:rPr>
+                      <w:i/>
+                      <w:iCs/>
+                    </w:rPr>
+                    <w:t xml:space="preserve"> </w:t>
+                  </w:r>
+                  <w:r>
+                    <w:rPr>
+                      <w:i/>
+                      <w:iCs/>
+                    </w:rPr>
+                    <w:t>purchase product and consume it in the lounge. If not, I’m afraid I’ll have to ask you to leave.”</w:t>
                   </w:r>
                 </w:p>
                 <w:p>
@@ -724,7 +1098,16 @@
                     <w:t xml:space="preserve"> </w:t>
                   </w:r>
                   <w:r>
-                    <w:t>Habitant morbi tristique senectus et netus</w:t>
+                    <w:t xml:space="preserve">Ravena orders the Hull to </w:t>
+                  </w:r>
+                  <w:r>
+                    <w:t xml:space="preserve">throw </w:t>
+                  </w:r>
+                  <w:r>
+                    <w:t xml:space="preserve">you </w:t>
+                  </w:r>
+                  <w:r>
+                    <w:t>out</w:t>
                   </w:r>
                 </w:p>
                 <w:p>
@@ -741,7 +1124,16 @@
                     <w:t xml:space="preserve"> </w:t>
                   </w:r>
                   <w:r>
-                    <w:t>Eget velit aliquet sagittis id consectetur purus ut faucibus pulvinar</w:t>
+                    <w:t xml:space="preserve">A </w:t>
+                  </w:r>
+                  <w:r>
+                    <w:t xml:space="preserve">worker </w:t>
+                  </w:r>
+                  <w:r>
+                    <w:t xml:space="preserve">demands </w:t>
+                  </w:r>
+                  <w:r>
+                    <w:t>your crew disarm</w:t>
                   </w:r>
                 </w:p>
                 <w:p>
@@ -758,7 +1150,10 @@
                     <w:t xml:space="preserve"> </w:t>
                   </w:r>
                   <w:r>
-                    <w:t>Platea dictumst vestibulum rhoncus</w:t>
+                    <w:t>You’re prompted to recite a pass-</w:t>
+                  </w:r>
+                  <w:r>
+                    <w:t>phrase</w:t>
                   </w:r>
                 </w:p>
               </w:tc>
@@ -787,22 +1182,77 @@
                       <w:i/>
                       <w:iCs/>
                     </w:rPr>
-                    <w:t xml:space="preserve">Tristique et egestas quis ipsum </w:t>
-                  </w:r>
-                  <w:r>
-                    <w:rPr>
-                      <w:rStyle w:val="Strong"/>
-                      <w:i/>
-                      <w:iCs/>
-                    </w:rPr>
-                    <w:t>suspendisse</w:t>
-                  </w:r>
-                  <w:r>
-                    <w:rPr>
-                      <w:i/>
-                      <w:iCs/>
-                    </w:rPr>
-                    <w:t xml:space="preserve"> ultrices. Elementum nisi quis.</w:t>
+                    <w:t xml:space="preserve">With bare feet, </w:t>
+                  </w:r>
+                  <w:r>
+                    <w:rPr>
+                      <w:i/>
+                      <w:iCs/>
+                    </w:rPr>
+                    <w:t xml:space="preserve">workers </w:t>
+                  </w:r>
+                  <w:r>
+                    <w:rPr>
+                      <w:i/>
+                      <w:iCs/>
+                    </w:rPr>
+                    <w:t xml:space="preserve">carefully </w:t>
+                  </w:r>
+                  <w:r>
+                    <w:rPr>
+                      <w:i/>
+                      <w:iCs/>
+                    </w:rPr>
+                    <w:t>navigate</w:t>
+                  </w:r>
+                  <w:r>
+                    <w:rPr>
+                      <w:i/>
+                      <w:iCs/>
+                    </w:rPr>
+                    <w:t xml:space="preserve"> the bridge</w:t>
+                  </w:r>
+                  <w:r>
+                    <w:rPr>
+                      <w:i/>
+                      <w:iCs/>
+                    </w:rPr>
+                    <w:t>.</w:t>
+                  </w:r>
+                  <w:r>
+                    <w:rPr>
+                      <w:i/>
+                      <w:iCs/>
+                    </w:rPr>
+                    <w:t xml:space="preserve"> </w:t>
+                  </w:r>
+                  <w:r>
+                    <w:rPr>
+                      <w:i/>
+                      <w:iCs/>
+                    </w:rPr>
+                    <w:t>It creaks under the weight</w:t>
+                  </w:r>
+                  <w:r>
+                    <w:rPr>
+                      <w:i/>
+                      <w:iCs/>
+                    </w:rPr>
+                    <w:t>, almost like it’s warning you</w:t>
+                  </w:r>
+                  <w:r>
+                    <w:rPr>
+                      <w:i/>
+                      <w:iCs/>
+                    </w:rPr>
+                    <w:t xml:space="preserve"> that </w:t>
+                  </w:r>
+                  <w:r>
+                    <w:rPr>
+                      <w:i/>
+                      <w:iCs/>
+                    </w:rPr>
+                    <w:t>crossing will be tricky.</w:t>
                   </w:r>
                 </w:p>
                 <w:p>
@@ -816,10 +1266,13 @@
                     <w:t>❖</w:t>
                   </w:r>
                   <w:r>
+                    <w:rPr>
+                      <w:rFonts w:ascii="Segoe UI Symbol" w:hAnsi="Segoe UI Symbol" w:cs="Segoe UI Symbol"/>
+                    </w:rPr>
                     <w:t xml:space="preserve"> </w:t>
                   </w:r>
                   <w:r>
-                    <w:t>Habitant morbi tristique senectus et netus</w:t>
+                    <w:t>You lose your balance and fall into the water</w:t>
                   </w:r>
                 </w:p>
                 <w:p>
@@ -836,28 +1289,13 @@
                     <w:t xml:space="preserve"> </w:t>
                   </w:r>
                   <w:r>
-                    <w:t>Eget velit aliquet sagittis id consectetur purus ut faucibus pulvinar</w:t>
-                  </w:r>
-                </w:p>
-                <w:p>
-                  <w:pPr>
-                    <w:pStyle w:val="NoParagraphNormal"/>
-                    <w:rPr>
-                      <w:sz w:val="24"/>
-                      <w:szCs w:val="24"/>
-                    </w:rPr>
-                  </w:pPr>
-                  <w:r>
-                    <w:rPr>
-                      <w:rFonts w:ascii="Segoe UI Symbol" w:hAnsi="Segoe UI Symbol" w:cs="Segoe UI Symbol"/>
-                    </w:rPr>
-                    <w:t>❖</w:t>
-                  </w:r>
-                  <w:r>
-                    <w:t xml:space="preserve"> </w:t>
-                  </w:r>
-                  <w:r>
-                    <w:t>Platea dictumst vestibulum rhoncus</w:t>
+                    <w:t>A worker approaches you, angrily, mistaking you for someone else. “</w:t>
+                  </w:r>
+                  <w:r>
+                    <w:t>Clumsy as always!</w:t>
+                  </w:r>
+                  <w:r>
+                    <w:t>”</w:t>
                   </w:r>
                 </w:p>
               </w:tc>
@@ -885,25 +1323,74 @@
                   </w:pPr>
                   <w:r>
                     <w:rPr>
-                      <w:i/>
-                      <w:iCs/>
-                    </w:rPr>
-                    <w:t xml:space="preserve">Tristique et egestas quis ipsum </w:t>
-                  </w:r>
-                  <w:r>
-                    <w:rPr>
                       <w:rStyle w:val="Strong"/>
                       <w:i/>
                       <w:iCs/>
                     </w:rPr>
-                    <w:t>suspendisse</w:t>
-                  </w:r>
-                  <w:r>
-                    <w:rPr>
-                      <w:i/>
-                      <w:iCs/>
-                    </w:rPr>
-                    <w:t xml:space="preserve"> ultrices. Elementum nisi quis.</w:t>
+                    <w:t xml:space="preserve">Sarha </w:t>
+                  </w:r>
+                  <w:r>
+                    <w:rPr>
+                      <w:i/>
+                      <w:iCs/>
+                    </w:rPr>
+                    <w:t xml:space="preserve">grabs your </w:t>
+                  </w:r>
+                  <w:r>
+                    <w:rPr>
+                      <w:i/>
+                      <w:iCs/>
+                    </w:rPr>
+                    <w:t xml:space="preserve">collar and </w:t>
+                  </w:r>
+                  <w:r>
+                    <w:rPr>
+                      <w:i/>
+                      <w:iCs/>
+                    </w:rPr>
+                    <w:t>throw</w:t>
+                  </w:r>
+                  <w:r>
+                    <w:rPr>
+                      <w:i/>
+                      <w:iCs/>
+                    </w:rPr>
+                    <w:t>s</w:t>
+                  </w:r>
+                  <w:r>
+                    <w:rPr>
+                      <w:i/>
+                      <w:iCs/>
+                    </w:rPr>
+                    <w:t xml:space="preserve"> you down into the</w:t>
+                  </w:r>
+                  <w:r>
+                    <w:rPr>
+                      <w:i/>
+                      <w:iCs/>
+                    </w:rPr>
+                    <w:t xml:space="preserve"> </w:t>
+                  </w:r>
+                  <w:r>
+                    <w:rPr>
+                      <w:i/>
+                      <w:iCs/>
+                    </w:rPr>
+                    <w:t>hot spring</w:t>
+                  </w:r>
+                  <w:r>
+                    <w:rPr>
+                      <w:i/>
+                      <w:iCs/>
+                    </w:rPr>
+                    <w:t>’s water</w:t>
+                  </w:r>
+                  <w:r>
+                    <w:rPr>
+                      <w:i/>
+                      <w:iCs/>
+                    </w:rPr>
+                    <w:t>. “You’ve come for the Golden Buttons! You aren’t worthy!”</w:t>
                   </w:r>
                 </w:p>
                 <w:p>
@@ -920,7 +1407,10 @@
                     <w:t xml:space="preserve"> </w:t>
                   </w:r>
                   <w:r>
-                    <w:t>Habitant morbi tristique senectus et netus</w:t>
+                    <w:t xml:space="preserve">The spring water </w:t>
+                  </w:r>
+                  <w:r>
+                    <w:t>gets much, much hotter</w:t>
                   </w:r>
                 </w:p>
                 <w:p>
@@ -937,7 +1427,10 @@
                     <w:t xml:space="preserve"> </w:t>
                   </w:r>
                   <w:r>
-                    <w:t>Eget velit aliquet sagittis id consectetur purus ut faucibus pulvinar</w:t>
+                    <w:t xml:space="preserve">You sense </w:t>
+                  </w:r>
+                  <w:r>
+                    <w:t>an entity from the Spirit Well probing your mental defenses, trying to get in</w:t>
                   </w:r>
                 </w:p>
                 <w:p>
@@ -954,7 +1447,13 @@
                     <w:t xml:space="preserve"> </w:t>
                   </w:r>
                   <w:r>
-                    <w:t>Platea dictumst vestibulum rhoncus</w:t>
+                    <w:t xml:space="preserve">You step into a mushroom cluster, and </w:t>
+                  </w:r>
+                  <w:r>
+                    <w:t xml:space="preserve">the air is immediately thick with fungal </w:t>
+                  </w:r>
+                  <w:r>
+                    <w:t>spores</w:t>
                   </w:r>
                 </w:p>
               </w:tc>
@@ -983,22 +1482,91 @@
                       <w:i/>
                       <w:iCs/>
                     </w:rPr>
-                    <w:t xml:space="preserve">Tristique et egestas quis ipsum </w:t>
-                  </w:r>
-                  <w:r>
-                    <w:rPr>
-                      <w:rStyle w:val="Strong"/>
-                      <w:i/>
-                      <w:iCs/>
-                    </w:rPr>
-                    <w:t>suspendisse</w:t>
-                  </w:r>
-                  <w:r>
-                    <w:rPr>
-                      <w:i/>
-                      <w:iCs/>
-                    </w:rPr>
-                    <w:t xml:space="preserve"> ultrices. Elementum nisi quis.</w:t>
+                    <w:t xml:space="preserve">You hear </w:t>
+                  </w:r>
+                  <w:r>
+                    <w:rPr>
+                      <w:i/>
+                      <w:iCs/>
+                    </w:rPr>
+                    <w:t xml:space="preserve">a voice </w:t>
+                  </w:r>
+                  <w:r>
+                    <w:rPr>
+                      <w:i/>
+                      <w:iCs/>
+                    </w:rPr>
+                    <w:t xml:space="preserve">reverberate </w:t>
+                  </w:r>
+                  <w:r>
+                    <w:rPr>
+                      <w:i/>
+                      <w:iCs/>
+                    </w:rPr>
+                    <w:t>in your head</w:t>
+                  </w:r>
+                  <w:r>
+                    <w:rPr>
+                      <w:i/>
+                      <w:iCs/>
+                    </w:rPr>
+                    <w:t xml:space="preserve">. </w:t>
+                  </w:r>
+                  <w:r>
+                    <w:rPr>
+                      <w:i/>
+                      <w:iCs/>
+                    </w:rPr>
+                    <w:t>“Don’t destro</w:t>
+                  </w:r>
+                  <w:r>
+                    <w:rPr>
+                      <w:i/>
+                      <w:iCs/>
+                    </w:rPr>
+                    <w:t>y..</w:t>
+                  </w:r>
+                  <w:r>
+                    <w:rPr>
+                      <w:i/>
+                      <w:iCs/>
+                    </w:rPr>
+                    <w:t>.</w:t>
+                  </w:r>
+                  <w:r>
+                    <w:rPr>
+                      <w:i/>
+                      <w:iCs/>
+                    </w:rPr>
+                    <w:t xml:space="preserve"> </w:t>
+                  </w:r>
+                  <w:r>
+                    <w:rPr>
+                      <w:i/>
+                      <w:iCs/>
+                    </w:rPr>
+                    <w:t xml:space="preserve">It’s </w:t>
+                  </w:r>
+                  <w:r>
+                    <w:rPr>
+                      <w:i/>
+                      <w:iCs/>
+                    </w:rPr>
+                    <w:t>my only way</w:t>
+                  </w:r>
+                  <w:r>
+                    <w:rPr>
+                      <w:i/>
+                      <w:iCs/>
+                    </w:rPr>
+                    <w:t xml:space="preserve"> back in…</w:t>
+                  </w:r>
+                  <w:r>
+                    <w:rPr>
+                      <w:i/>
+                      <w:iCs/>
+                    </w:rPr>
+                    <w:t>”</w:t>
                   </w:r>
                 </w:p>
                 <w:p>
@@ -1015,7 +1583,16 @@
                     <w:t xml:space="preserve"> </w:t>
                   </w:r>
                   <w:r>
-                    <w:t>Habitant morbi tristique senectus et netus</w:t>
+                    <w:t xml:space="preserve">Spores coalesce into </w:t>
+                  </w:r>
+                  <w:r>
+                    <w:t xml:space="preserve">spindly </w:t>
+                  </w:r>
+                  <w:r>
+                    <w:t xml:space="preserve">figures that </w:t>
+                  </w:r>
+                  <w:r>
+                    <w:t>drag you towards the Spirit Well</w:t>
                   </w:r>
                 </w:p>
                 <w:p>
@@ -1032,7 +1609,10 @@
                     <w:t xml:space="preserve"> </w:t>
                   </w:r>
                   <w:r>
-                    <w:t>Eget velit aliquet sagittis id consectetur purus ut faucibus pulvinar</w:t>
+                    <w:t>Cultivators start blockading the entrance to the cavern.</w:t>
+                  </w:r>
+                  <w:r>
+                    <w:t xml:space="preserve"> “Sarha said this would happen!”</w:t>
                   </w:r>
                 </w:p>
                 <w:p>
@@ -1049,7 +1629,24 @@
                     <w:t xml:space="preserve"> </w:t>
                   </w:r>
                   <w:r>
-                    <w:t>Platea dictumst vestibulum rhoncus</w:t>
+                    <w:t>The water in the cavern begins to rise</w:t>
+                  </w:r>
+                </w:p>
+                <w:p>
+                  <w:pPr>
+                    <w:pStyle w:val="NoParagraphNormal"/>
+                  </w:pPr>
+                  <w:r>
+                    <w:rPr>
+                      <w:rFonts w:ascii="Segoe UI Symbol" w:hAnsi="Segoe UI Symbol" w:cs="Segoe UI Symbol"/>
+                    </w:rPr>
+                    <w:t>❖</w:t>
+                  </w:r>
+                  <w:r>
+                    <w:t xml:space="preserve"> </w:t>
+                  </w:r>
+                  <w:r>
+                    <w:t>You feel sluggish, like you can barely move</w:t>
                   </w:r>
                 </w:p>
               </w:tc>
@@ -1065,8 +1662,7 @@
     </w:tbl>
     <w:p>
       <w:pPr>
-        <w:pStyle w:val="ParagraphNormal"/>
-        <w:spacing w:before="200" w:after="200"/>
+        <w:pStyle w:val="NoParagraphNormal"/>
         <w:rPr>
           <w:rStyle w:val="Strong"/>
         </w:rPr>
@@ -1129,7 +1725,28 @@
         <w:t xml:space="preserve"> Golden Button Mushroom </w:t>
       </w:r>
       <w:r>
-        <w:t>can repair your body and mind, but also applies one or more unexpected side effects.</w:t>
+        <w:t xml:space="preserve">always </w:t>
+      </w:r>
+      <w:r>
+        <w:t>repair</w:t>
+      </w:r>
+      <w:r>
+        <w:t>s</w:t>
+      </w:r>
+      <w:r>
+        <w:t xml:space="preserve"> your body and mind, but </w:t>
+      </w:r>
+      <w:r>
+        <w:t xml:space="preserve">you’ll </w:t>
+      </w:r>
+      <w:r>
+        <w:t xml:space="preserve">also </w:t>
+      </w:r>
+      <w:r>
+        <w:t xml:space="preserve">receive </w:t>
+      </w:r>
+      <w:r>
+        <w:t>one or more unexpected side effects.</w:t>
       </w:r>
     </w:p>
     <w:tbl>
@@ -1292,7 +1909,28 @@
                 <w:i/>
                 <w:iCs/>
               </w:rPr>
-              <w:t>.</w:t>
+              <w:t xml:space="preserve">, then have them choose </w:t>
+            </w:r>
+            <w:r>
+              <w:rPr>
+                <w:i/>
+                <w:iCs/>
+              </w:rPr>
+              <w:t xml:space="preserve">either to fill their Healing Clock, or </w:t>
+            </w:r>
+            <w:r>
+              <w:rPr>
+                <w:i/>
+                <w:iCs/>
+              </w:rPr>
+              <w:t xml:space="preserve">to </w:t>
+            </w:r>
+            <w:r>
+              <w:rPr>
+                <w:i/>
+                <w:iCs/>
+              </w:rPr>
+              <w:t>remove a Trauma.</w:t>
             </w:r>
           </w:p>
           <w:tbl>
@@ -1351,7 +1989,7 @@
                     <w:rPr>
                       <w:rStyle w:val="Strong"/>
                     </w:rPr>
-                    <w:t>Boon</w:t>
+                    <w:t>Primary Effect</w:t>
                   </w:r>
                 </w:p>
                 <w:p>
@@ -1375,6 +2013,7 @@
                 <w:p>
                   <w:pPr>
                     <w:pStyle w:val="ParagraphNormal"/>
+                    <w:spacing w:after="120"/>
                     <w:jc w:val="center"/>
                     <w:rPr>
                       <w:rStyle w:val="Strong"/>
@@ -1390,7 +2029,7 @@
                       <w:bCs w:val="0"/>
                       <w:smallCaps w:val="0"/>
                     </w:rPr>
-                    <w:t>+3 Heal</w:t>
+                    <w:t xml:space="preserve">Fill your </w:t>
                   </w:r>
                   <w:r>
                     <w:rPr>
@@ -1399,7 +2038,7 @@
                       <w:bCs w:val="0"/>
                       <w:smallCaps w:val="0"/>
                     </w:rPr>
-                    <w:t>ing</w:t>
+                    <w:t>Heal</w:t>
                   </w:r>
                   <w:r>
                     <w:rPr>
@@ -1408,12 +2047,22 @@
                       <w:bCs w:val="0"/>
                       <w:smallCaps w:val="0"/>
                     </w:rPr>
+                    <w:t>ing</w:t>
+                  </w:r>
+                  <w:r>
+                    <w:rPr>
+                      <w:rStyle w:val="Strong"/>
+                      <w:b w:val="0"/>
+                      <w:bCs w:val="0"/>
+                      <w:smallCaps w:val="0"/>
+                    </w:rPr>
                     <w:t xml:space="preserve"> Clock</w:t>
                   </w:r>
                 </w:p>
                 <w:p>
                   <w:pPr>
                     <w:pStyle w:val="ParagraphNormal"/>
+                    <w:spacing w:after="120"/>
                     <w:jc w:val="center"/>
                     <w:rPr>
                       <w:rStyle w:val="Strong"/>
@@ -1557,7 +2206,21 @@
                       <w:i/>
                       <w:iCs/>
                     </w:rPr>
-                    <w:t>you’re paranoid!</w:t>
+                    <w:t xml:space="preserve">you </w:t>
+                  </w:r>
+                  <w:r>
+                    <w:rPr>
+                      <w:i/>
+                      <w:iCs/>
+                    </w:rPr>
+                    <w:t xml:space="preserve">feel </w:t>
+                  </w:r>
+                  <w:r>
+                    <w:rPr>
+                      <w:i/>
+                      <w:iCs/>
+                    </w:rPr>
+                    <w:t>paranoid!</w:t>
                   </w:r>
                   <w:r>
                     <w:rPr>
@@ -1870,28 +2533,7 @@
                       <w:i/>
                       <w:iCs/>
                     </w:rPr>
-                    <w:t xml:space="preserve">for </w:t>
-                  </w:r>
-                  <w:r>
-                    <w:rPr>
-                      <w:i/>
-                      <w:iCs/>
-                    </w:rPr>
-                    <w:t xml:space="preserve">the next </w:t>
-                  </w:r>
-                  <w:r>
-                    <w:rPr>
-                      <w:i/>
-                      <w:iCs/>
-                    </w:rPr>
-                    <w:t>week</w:t>
-                  </w:r>
-                  <w:r>
-                    <w:rPr>
-                      <w:i/>
-                      <w:iCs/>
-                    </w:rPr>
-                    <w:t xml:space="preserve"> </w:t>
+                    <w:t xml:space="preserve">for the next week </w:t>
                   </w:r>
                   <w:r>
                     <w:rPr>
@@ -2182,24 +2824,1197 @@
     </w:tbl>
     <w:p>
       <w:pPr>
-        <w:spacing w:afterLines="120" w:after="288"/>
+        <w:pStyle w:val="Quote"/>
+        <w:spacing w:before="80" w:afterLines="0" w:after="200"/>
         <w:rPr>
-          <w:sz w:val="20"/>
+          <w:sz w:val="16"/>
+          <w:szCs w:val="16"/>
         </w:rPr>
       </w:pPr>
+      <w:r>
+        <w:rPr>
+          <w:sz w:val="16"/>
+          <w:szCs w:val="16"/>
+        </w:rPr>
+        <w:t xml:space="preserve">* </w:t>
+      </w:r>
+      <w:r>
+        <w:rPr>
+          <w:sz w:val="16"/>
+          <w:szCs w:val="16"/>
+        </w:rPr>
+        <w:t xml:space="preserve">Player creates </w:t>
+      </w:r>
+      <w:r>
+        <w:rPr>
+          <w:sz w:val="16"/>
+          <w:szCs w:val="16"/>
+        </w:rPr>
+        <w:t xml:space="preserve">a </w:t>
+      </w:r>
+      <w:r>
+        <w:rPr>
+          <w:sz w:val="16"/>
+          <w:szCs w:val="16"/>
+        </w:rPr>
+        <w:t>resource</w:t>
+      </w:r>
+      <w:r>
+        <w:rPr>
+          <w:sz w:val="16"/>
+          <w:szCs w:val="16"/>
+        </w:rPr>
+        <w:t xml:space="preserve"> clock </w:t>
+      </w:r>
+      <w:r>
+        <w:rPr>
+          <w:noProof/>
+        </w:rPr>
+        <w:drawing>
+          <wp:inline distT="0" distB="0" distL="0" distR="0" wp14:anchorId="47BD1132" wp14:editId="3B499231">
+            <wp:extent cx="91793" cy="91793"/>
+            <wp:effectExtent l="0" t="0" r="0" b="0"/>
+            <wp:docPr id="850940300" name="Picture 2"/>
+            <wp:cNvGraphicFramePr>
+              <a:graphicFrameLocks xmlns:a="http://schemas.openxmlformats.org/drawingml/2006/main" noChangeAspect="1"/>
+            </wp:cNvGraphicFramePr>
+            <a:graphic xmlns:a="http://schemas.openxmlformats.org/drawingml/2006/main">
+              <a:graphicData uri="http://schemas.openxmlformats.org/drawingml/2006/picture">
+                <pic:pic xmlns:pic="http://schemas.openxmlformats.org/drawingml/2006/picture">
+                  <pic:nvPicPr>
+                    <pic:cNvPr id="0" name="Picture 2"/>
+                    <pic:cNvPicPr>
+                      <a:picLocks noChangeAspect="1" noChangeArrowheads="1"/>
+                    </pic:cNvPicPr>
+                  </pic:nvPicPr>
+                  <pic:blipFill>
+                    <a:blip r:embed="rId13" cstate="print">
+                      <a:extLst>
+                        <a:ext uri="{28A0092B-C50C-407E-A947-70E740481C1C}">
+                          <a14:useLocalDpi xmlns:a14="http://schemas.microsoft.com/office/drawing/2010/main" val="0"/>
+                        </a:ext>
+                      </a:extLst>
+                    </a:blip>
+                    <a:srcRect/>
+                    <a:stretch>
+                      <a:fillRect/>
+                    </a:stretch>
+                  </pic:blipFill>
+                  <pic:spPr bwMode="auto">
+                    <a:xfrm>
+                      <a:off x="0" y="0"/>
+                      <a:ext cx="124270" cy="124270"/>
+                    </a:xfrm>
+                    <a:prstGeom prst="rect">
+                      <a:avLst/>
+                    </a:prstGeom>
+                    <a:noFill/>
+                    <a:ln>
+                      <a:noFill/>
+                    </a:ln>
+                  </pic:spPr>
+                </pic:pic>
+              </a:graphicData>
+            </a:graphic>
+          </wp:inline>
+        </w:drawing>
+      </w:r>
+      <w:r>
+        <w:rPr>
+          <w:sz w:val="16"/>
+          <w:szCs w:val="16"/>
+        </w:rPr>
+        <w:t xml:space="preserve"> with four segments. </w:t>
+      </w:r>
+      <w:r>
+        <w:rPr>
+          <w:sz w:val="16"/>
+          <w:szCs w:val="16"/>
+        </w:rPr>
+        <w:t>Each time the resource is used,</w:t>
+      </w:r>
+      <w:r>
+        <w:rPr>
+          <w:sz w:val="16"/>
+          <w:szCs w:val="16"/>
+        </w:rPr>
+        <w:t xml:space="preserve"> they</w:t>
+      </w:r>
+      <w:r>
+        <w:rPr>
+          <w:sz w:val="16"/>
+          <w:szCs w:val="16"/>
+        </w:rPr>
+        <w:t xml:space="preserve"> increment the clock. </w:t>
+      </w:r>
+    </w:p>
+    <w:tbl>
+      <w:tblPr>
+        <w:tblW w:w="5000" w:type="pct"/>
+        <w:tblBorders>
+          <w:top w:val="single" w:sz="8" w:space="0" w:color="auto"/>
+          <w:left w:val="single" w:sz="8" w:space="0" w:color="auto"/>
+          <w:bottom w:val="single" w:sz="8" w:space="0" w:color="auto"/>
+          <w:right w:val="single" w:sz="8" w:space="0" w:color="auto"/>
+        </w:tblBorders>
+        <w:tblCellMar>
+          <w:top w:w="15" w:type="dxa"/>
+          <w:left w:w="15" w:type="dxa"/>
+          <w:bottom w:w="15" w:type="dxa"/>
+          <w:right w:w="15" w:type="dxa"/>
+        </w:tblCellMar>
+        <w:tblLook w:val="04A0" w:firstRow="1" w:lastRow="0" w:firstColumn="1" w:lastColumn="0" w:noHBand="0" w:noVBand="1"/>
+      </w:tblPr>
+      <w:tblGrid>
+        <w:gridCol w:w="9244"/>
+      </w:tblGrid>
+      <w:tr>
+        <w:tc>
+          <w:tcPr>
+            <w:tcW w:w="0" w:type="auto"/>
+            <w:shd w:val="clear" w:color="auto" w:fill="000000"/>
+            <w:tcMar>
+              <w:top w:w="86" w:type="dxa"/>
+              <w:left w:w="86" w:type="dxa"/>
+              <w:bottom w:w="86" w:type="dxa"/>
+              <w:right w:w="86" w:type="dxa"/>
+            </w:tcMar>
+            <w:vAlign w:val="center"/>
+            <w:hideMark/>
+          </w:tcPr>
+          <w:p>
+            <w:pPr>
+              <w:pStyle w:val="SectionHeading"/>
+              <w:rPr>
+                <w:rStyle w:val="Strong"/>
+                <w:b/>
+                <w:bCs w:val="0"/>
+                <w:smallCaps/>
+              </w:rPr>
+            </w:pPr>
+            <w:r>
+              <w:rPr>
+                <w:rStyle w:val="Strong"/>
+                <w:b/>
+                <w:bCs w:val="0"/>
+                <w:smallCaps/>
+              </w:rPr>
+              <w:t>C</w:t>
+            </w:r>
+            <w:r>
+              <w:rPr>
+                <w:rStyle w:val="Strong"/>
+                <w:b/>
+                <w:smallCaps/>
+              </w:rPr>
+              <w:t>ast of Characters</w:t>
+            </w:r>
+          </w:p>
+        </w:tc>
+      </w:tr>
+      <w:tr>
+        <w:trPr>
+          <w:trHeight w:val="876"/>
+        </w:trPr>
+        <w:tc>
+          <w:tcPr>
+            <w:tcW w:w="0" w:type="auto"/>
+            <w:tcMar>
+              <w:top w:w="173" w:type="dxa"/>
+              <w:left w:w="173" w:type="dxa"/>
+              <w:bottom w:w="173" w:type="dxa"/>
+              <w:right w:w="173" w:type="dxa"/>
+            </w:tcMar>
+            <w:hideMark/>
+          </w:tcPr>
+          <w:tbl>
+            <w:tblPr>
+              <w:tblStyle w:val="TableGrid"/>
+              <w:tblW w:w="0" w:type="auto"/>
+              <w:tblBorders>
+                <w:top w:val="none" w:sz="0" w:space="0" w:color="auto"/>
+                <w:left w:val="none" w:sz="0" w:space="0" w:color="auto"/>
+                <w:bottom w:val="none" w:sz="0" w:space="0" w:color="auto"/>
+                <w:right w:val="none" w:sz="0" w:space="0" w:color="auto"/>
+                <w:insideH w:val="none" w:sz="0" w:space="0" w:color="auto"/>
+                <w:insideV w:val="none" w:sz="0" w:space="0" w:color="auto"/>
+              </w:tblBorders>
+              <w:tblLook w:val="04A0" w:firstRow="1" w:lastRow="0" w:firstColumn="1" w:lastColumn="0" w:noHBand="0" w:noVBand="1"/>
+            </w:tblPr>
+            <w:tblGrid>
+              <w:gridCol w:w="2961"/>
+              <w:gridCol w:w="2961"/>
+              <w:gridCol w:w="2961"/>
+            </w:tblGrid>
+            <w:tr>
+              <w:trPr>
+                <w:trHeight w:val="1886"/>
+              </w:trPr>
+              <w:tc>
+                <w:tcPr>
+                  <w:tcW w:w="2961" w:type="dxa"/>
+                </w:tcPr>
+                <w:p>
+                  <w:pPr>
+                    <w:pStyle w:val="NoParagraphNormal"/>
+                    <w:spacing w:after="120" w:line="276" w:lineRule="auto"/>
+                  </w:pPr>
+                  <w:r>
+                    <w:rPr>
+                      <w:rStyle w:val="Strong"/>
+                    </w:rPr>
+                    <w:t>Ravena Glenmont</w:t>
+                  </w:r>
+                  <w:r>
+                    <w:rPr>
+                      <w:rStyle w:val="Strong"/>
+                    </w:rPr>
+                    <w:t>.</w:t>
+                  </w:r>
+                  <w:r>
+                    <w:rPr>
+                      <w:rStyle w:val="Strong"/>
+                      <w:b w:val="0"/>
+                      <w:bCs w:val="0"/>
+                      <w:smallCaps w:val="0"/>
+                    </w:rPr>
+                    <w:t xml:space="preserve"> </w:t>
+                  </w:r>
+                  <w:r>
+                    <w:t xml:space="preserve">Long-time elected </w:t>
+                  </w:r>
+                  <w:r>
+                    <w:t xml:space="preserve">director </w:t>
+                  </w:r>
+                  <w:r>
+                    <w:t>of Golden Harvest</w:t>
+                  </w:r>
+                  <w:r>
+                    <w:t>.</w:t>
+                  </w:r>
+                  <w:r>
+                    <w:t xml:space="preserve"> She doesn’t </w:t>
+                  </w:r>
+                  <w:r>
+                    <w:t>eat</w:t>
+                  </w:r>
+                  <w:r>
+                    <w:t xml:space="preserve"> the </w:t>
+                  </w:r>
+                  <w:r>
+                    <w:t xml:space="preserve">mushrooms, </w:t>
+                  </w:r>
+                  <w:r>
+                    <w:t xml:space="preserve">but </w:t>
+                  </w:r>
+                  <w:r>
+                    <w:t xml:space="preserve">is respected for her </w:t>
+                  </w:r>
+                  <w:r>
+                    <w:t xml:space="preserve">mutually beneficial, </w:t>
+                  </w:r>
+                  <w:r>
+                    <w:t>detailed contracts.</w:t>
+                  </w:r>
+                  <w:r>
+                    <w:br/>
+                  </w:r>
+                  <w:r>
+                    <w:rPr>
+                      <w:i/>
+                      <w:iCs/>
+                      <w:vertAlign w:val="subscript"/>
+                    </w:rPr>
+                    <w:t>(</w:t>
+                  </w:r>
+                  <w:r>
+                    <w:rPr>
+                      <w:i/>
+                      <w:iCs/>
+                      <w:vertAlign w:val="subscript"/>
+                    </w:rPr>
+                    <w:t>Patient,</w:t>
+                  </w:r>
+                  <w:r>
+                    <w:rPr>
+                      <w:i/>
+                      <w:iCs/>
+                      <w:vertAlign w:val="subscript"/>
+                    </w:rPr>
+                    <w:t xml:space="preserve"> </w:t>
+                  </w:r>
+                  <w:r>
+                    <w:rPr>
+                      <w:i/>
+                      <w:iCs/>
+                      <w:vertAlign w:val="subscript"/>
+                    </w:rPr>
+                    <w:t>Cunnin</w:t>
+                  </w:r>
+                  <w:r>
+                    <w:rPr>
+                      <w:i/>
+                      <w:iCs/>
+                      <w:vertAlign w:val="subscript"/>
+                    </w:rPr>
+                    <w:t>g</w:t>
+                  </w:r>
+                  <w:r>
+                    <w:rPr>
+                      <w:i/>
+                      <w:iCs/>
+                      <w:vertAlign w:val="subscript"/>
+                    </w:rPr>
+                    <w:t>)</w:t>
+                  </w:r>
+                </w:p>
+                <w:p>
+                  <w:pPr>
+                    <w:pStyle w:val="NoParagraphNormal"/>
+                    <w:spacing w:after="120" w:line="276" w:lineRule="auto"/>
+                  </w:pPr>
+                  <w:r>
+                    <w:rPr>
+                      <w:u w:val="single"/>
+                    </w:rPr>
+                    <w:t>Wants</w:t>
+                  </w:r>
+                  <w:r>
+                    <w:t xml:space="preserve"> to lead a successful business and make fruitful deals with other farmers</w:t>
+                  </w:r>
+                </w:p>
+                <w:p>
+                  <w:pPr>
+                    <w:pStyle w:val="NoParagraphNormal"/>
+                    <w:spacing w:line="276" w:lineRule="auto"/>
+                  </w:pPr>
+                  <w:r>
+                    <w:rPr>
+                      <w:u w:val="single"/>
+                    </w:rPr>
+                    <w:t>Doesn’t want</w:t>
+                  </w:r>
+                  <w:r>
+                    <w:t xml:space="preserve"> Golden Harvest to suffer financially or from bad publicity</w:t>
+                  </w:r>
+                </w:p>
+              </w:tc>
+              <w:tc>
+                <w:tcPr>
+                  <w:tcW w:w="2961" w:type="dxa"/>
+                </w:tcPr>
+                <w:p>
+                  <w:pPr>
+                    <w:pStyle w:val="NoParagraphNormal"/>
+                    <w:spacing w:line="276" w:lineRule="auto"/>
+                  </w:pPr>
+                  <w:r>
+                    <w:rPr>
+                      <w:rStyle w:val="Strong"/>
+                    </w:rPr>
+                    <w:t>Sarha</w:t>
+                  </w:r>
+                  <w:r>
+                    <w:rPr>
+                      <w:rStyle w:val="Strong"/>
+                    </w:rPr>
+                    <w:t>.</w:t>
+                  </w:r>
+                  <w:r>
+                    <w:rPr>
+                      <w:rStyle w:val="Strong"/>
+                      <w:b w:val="0"/>
+                      <w:bCs w:val="0"/>
+                      <w:smallCaps w:val="0"/>
+                    </w:rPr>
+                    <w:t xml:space="preserve"> </w:t>
+                  </w:r>
+                  <w:r>
+                    <w:t>Self-proclaimed spiritual leader of Golden Harvest’s cultivators.</w:t>
+                  </w:r>
+                  <w:r>
+                    <w:t xml:space="preserve"> She has some permanent effects from regular </w:t>
+                  </w:r>
+                  <w:r>
+                    <w:t>Golden Button</w:t>
+                  </w:r>
+                  <w:r>
+                    <w:t xml:space="preserve"> use</w:t>
+                  </w:r>
+                  <w:r>
+                    <w:t>, which once healed bites she received from cave-fishing.</w:t>
+                  </w:r>
+                </w:p>
+                <w:p>
+                  <w:pPr>
+                    <w:pStyle w:val="NoParagraphNormal"/>
+                    <w:spacing w:after="120" w:line="276" w:lineRule="auto"/>
+                    <w:rPr>
+                      <w:i/>
+                      <w:iCs/>
+                      <w:vertAlign w:val="subscript"/>
+                    </w:rPr>
+                  </w:pPr>
+                  <w:r>
+                    <w:rPr>
+                      <w:i/>
+                      <w:iCs/>
+                      <w:vertAlign w:val="subscript"/>
+                    </w:rPr>
+                    <w:t>(</w:t>
+                  </w:r>
+                  <w:r>
+                    <w:rPr>
+                      <w:i/>
+                      <w:iCs/>
+                      <w:vertAlign w:val="subscript"/>
+                    </w:rPr>
+                    <w:t>Somber</w:t>
+                  </w:r>
+                  <w:r>
+                    <w:rPr>
+                      <w:i/>
+                      <w:iCs/>
+                      <w:vertAlign w:val="subscript"/>
+                    </w:rPr>
+                    <w:t>, Spiritual</w:t>
+                  </w:r>
+                  <w:r>
+                    <w:rPr>
+                      <w:i/>
+                      <w:iCs/>
+                      <w:vertAlign w:val="subscript"/>
+                    </w:rPr>
+                    <w:t>)</w:t>
+                  </w:r>
+                </w:p>
+                <w:p>
+                  <w:pPr>
+                    <w:pStyle w:val="NoParagraphNormal"/>
+                    <w:spacing w:after="120" w:line="276" w:lineRule="auto"/>
+                  </w:pPr>
+                  <w:r>
+                    <w:rPr>
+                      <w:u w:val="single"/>
+                    </w:rPr>
+                    <w:t>Wants</w:t>
+                  </w:r>
+                  <w:r>
+                    <w:t xml:space="preserve"> to </w:t>
+                  </w:r>
+                  <w:r>
+                    <w:t>bring new members into the</w:t>
+                  </w:r>
+                  <w:r>
+                    <w:t xml:space="preserve"> cult and to share the cult’s meditation rituals</w:t>
+                  </w:r>
+                  <w:r>
+                    <w:t xml:space="preserve"> </w:t>
+                  </w:r>
+                </w:p>
+                <w:p>
+                  <w:pPr>
+                    <w:pStyle w:val="NoParagraphNormal"/>
+                    <w:spacing w:line="276" w:lineRule="auto"/>
+                  </w:pPr>
+                  <w:r>
+                    <w:rPr>
+                      <w:u w:val="single"/>
+                    </w:rPr>
+                    <w:t>Doesn’t want</w:t>
+                  </w:r>
+                  <w:r>
+                    <w:t xml:space="preserve"> </w:t>
+                  </w:r>
+                  <w:r>
+                    <w:t>the Hot Springs to be disrespected</w:t>
+                  </w:r>
+                </w:p>
+              </w:tc>
+              <w:tc>
+                <w:tcPr>
+                  <w:tcW w:w="2961" w:type="dxa"/>
+                </w:tcPr>
+                <w:p>
+                  <w:pPr>
+                    <w:pStyle w:val="NoParagraphNormal"/>
+                    <w:spacing w:line="276" w:lineRule="auto"/>
+                    <w:rPr>
+                      <w:rStyle w:val="Strong"/>
+                      <w:b w:val="0"/>
+                      <w:bCs w:val="0"/>
+                      <w:smallCaps w:val="0"/>
+                    </w:rPr>
+                  </w:pPr>
+                  <w:r>
+                    <w:rPr>
+                      <w:rStyle w:val="Strong"/>
+                    </w:rPr>
+                    <w:t>Big Tuna</w:t>
+                  </w:r>
+                  <w:r>
+                    <w:rPr>
+                      <w:rStyle w:val="Strong"/>
+                    </w:rPr>
+                    <w:t>.</w:t>
+                  </w:r>
+                  <w:r>
+                    <w:rPr>
+                      <w:rStyle w:val="Strong"/>
+                      <w:b w:val="0"/>
+                      <w:bCs w:val="0"/>
+                      <w:smallCaps w:val="0"/>
+                    </w:rPr>
+                    <w:t xml:space="preserve"> </w:t>
+                  </w:r>
+                  <w:r>
+                    <w:t>A</w:t>
+                  </w:r>
+                  <w:r>
+                    <w:t xml:space="preserve"> huge,</w:t>
+                  </w:r>
+                  <w:r>
+                    <w:t xml:space="preserve"> ancient</w:t>
+                  </w:r>
+                  <w:r>
+                    <w:t xml:space="preserve"> cave fish living in the </w:t>
+                  </w:r>
+                  <w:r>
+                    <w:t>grotto’s lake. He’</w:t>
+                  </w:r>
+                  <w:r>
+                    <w:t xml:space="preserve">s become aggressive with age, </w:t>
+                  </w:r>
+                  <w:r>
+                    <w:t xml:space="preserve">and </w:t>
+                  </w:r>
+                  <w:r>
+                    <w:t>although his eye-sight isn’t what it used to be</w:t>
+                  </w:r>
+                  <w:r>
+                    <w:t xml:space="preserve">, </w:t>
+                  </w:r>
+                  <w:r>
+                    <w:t>there have been some close calls among the cultivators.</w:t>
+                  </w:r>
+                </w:p>
+                <w:p>
+                  <w:pPr>
+                    <w:pStyle w:val="NoParagraphNormal"/>
+                    <w:spacing w:after="120" w:line="276" w:lineRule="auto"/>
+                    <w:rPr>
+                      <w:i/>
+                      <w:iCs/>
+                      <w:vertAlign w:val="subscript"/>
+                    </w:rPr>
+                  </w:pPr>
+                  <w:r>
+                    <w:rPr>
+                      <w:i/>
+                      <w:iCs/>
+                      <w:vertAlign w:val="subscript"/>
+                    </w:rPr>
+                    <w:t>(</w:t>
+                  </w:r>
+                  <w:r>
+                    <w:rPr>
+                      <w:i/>
+                      <w:iCs/>
+                      <w:vertAlign w:val="subscript"/>
+                    </w:rPr>
+                    <w:t xml:space="preserve">Hungry, </w:t>
+                  </w:r>
+                  <w:r>
+                    <w:rPr>
+                      <w:i/>
+                      <w:iCs/>
+                      <w:vertAlign w:val="subscript"/>
+                    </w:rPr>
+                    <w:t>Armored</w:t>
+                  </w:r>
+                  <w:r>
+                    <w:rPr>
+                      <w:i/>
+                      <w:iCs/>
+                      <w:vertAlign w:val="subscript"/>
+                    </w:rPr>
+                    <w:t>, Slippery</w:t>
+                  </w:r>
+                  <w:r>
+                    <w:rPr>
+                      <w:i/>
+                      <w:iCs/>
+                      <w:vertAlign w:val="subscript"/>
+                    </w:rPr>
+                    <w:t>)</w:t>
+                  </w:r>
+                </w:p>
+                <w:p>
+                  <w:pPr>
+                    <w:pStyle w:val="NoParagraphNormal"/>
+                    <w:spacing w:after="120" w:line="276" w:lineRule="auto"/>
+                  </w:pPr>
+                  <w:r>
+                    <w:rPr>
+                      <w:u w:val="single"/>
+                    </w:rPr>
+                    <w:t>Wants</w:t>
+                  </w:r>
+                  <w:r>
+                    <w:t xml:space="preserve"> </w:t>
+                  </w:r>
+                  <w:r>
+                    <w:t>to drag live prey into his underwater cave</w:t>
+                  </w:r>
+                </w:p>
+                <w:p>
+                  <w:pPr>
+                    <w:pStyle w:val="NoParagraphNormal"/>
+                    <w:spacing w:line="276" w:lineRule="auto"/>
+                  </w:pPr>
+                  <w:r>
+                    <w:rPr>
+                      <w:u w:val="single"/>
+                    </w:rPr>
+                    <w:t>Doesn’t want</w:t>
+                  </w:r>
+                  <w:r>
+                    <w:t xml:space="preserve"> </w:t>
+                  </w:r>
+                  <w:r>
+                    <w:t xml:space="preserve">his territory </w:t>
+                  </w:r>
+                  <w:r>
+                    <w:t xml:space="preserve">(the lake) </w:t>
+                  </w:r>
+                  <w:r>
+                    <w:t>to be disturbed</w:t>
+                  </w:r>
+                  <w:r>
+                    <w:t xml:space="preserve"> or </w:t>
+                  </w:r>
+                  <w:r>
+                    <w:t>to hear loud noises</w:t>
+                  </w:r>
+                </w:p>
+              </w:tc>
+            </w:tr>
+          </w:tbl>
+          <w:p>
+            <w:pPr>
+              <w:pStyle w:val="NoParagraphNormal"/>
+              <w:jc w:val="both"/>
+            </w:pPr>
+          </w:p>
+        </w:tc>
+      </w:tr>
+    </w:tbl>
+    <w:p>
+      <w:pPr>
+        <w:pStyle w:val="NoParagraphNormal"/>
+      </w:pPr>
+    </w:p>
+    <w:tbl>
+      <w:tblPr>
+        <w:tblW w:w="5000" w:type="pct"/>
+        <w:tblBorders>
+          <w:top w:val="single" w:sz="8" w:space="0" w:color="auto"/>
+          <w:left w:val="single" w:sz="8" w:space="0" w:color="auto"/>
+          <w:bottom w:val="single" w:sz="8" w:space="0" w:color="auto"/>
+          <w:right w:val="single" w:sz="8" w:space="0" w:color="auto"/>
+        </w:tblBorders>
+        <w:tblCellMar>
+          <w:top w:w="15" w:type="dxa"/>
+          <w:left w:w="15" w:type="dxa"/>
+          <w:bottom w:w="15" w:type="dxa"/>
+          <w:right w:w="15" w:type="dxa"/>
+        </w:tblCellMar>
+        <w:tblLook w:val="04A0" w:firstRow="1" w:lastRow="0" w:firstColumn="1" w:lastColumn="0" w:noHBand="0" w:noVBand="1"/>
+      </w:tblPr>
+      <w:tblGrid>
+        <w:gridCol w:w="9244"/>
+      </w:tblGrid>
+      <w:tr>
+        <w:tc>
+          <w:tcPr>
+            <w:tcW w:w="0" w:type="auto"/>
+            <w:shd w:val="clear" w:color="auto" w:fill="000000"/>
+            <w:tcMar>
+              <w:top w:w="86" w:type="dxa"/>
+              <w:left w:w="86" w:type="dxa"/>
+              <w:bottom w:w="86" w:type="dxa"/>
+              <w:right w:w="86" w:type="dxa"/>
+            </w:tcMar>
+            <w:vAlign w:val="center"/>
+            <w:hideMark/>
+          </w:tcPr>
+          <w:p>
+            <w:pPr>
+              <w:pStyle w:val="SectionHeading"/>
+            </w:pPr>
+            <w:r>
+              <w:t>Clocks &amp; Consequences</w:t>
+            </w:r>
+          </w:p>
+        </w:tc>
+      </w:tr>
+      <w:tr>
+        <w:tc>
+          <w:tcPr>
+            <w:tcW w:w="0" w:type="auto"/>
+            <w:hideMark/>
+          </w:tcPr>
+          <w:tbl>
+            <w:tblPr>
+              <w:tblW w:w="5000" w:type="pct"/>
+              <w:tblCellMar>
+                <w:top w:w="15" w:type="dxa"/>
+                <w:left w:w="15" w:type="dxa"/>
+                <w:bottom w:w="15" w:type="dxa"/>
+                <w:right w:w="15" w:type="dxa"/>
+              </w:tblCellMar>
+              <w:tblLook w:val="04A0" w:firstRow="1" w:lastRow="0" w:firstColumn="1" w:lastColumn="0" w:noHBand="0" w:noVBand="1"/>
+            </w:tblPr>
+            <w:tblGrid>
+              <w:gridCol w:w="4607"/>
+              <w:gridCol w:w="4607"/>
+            </w:tblGrid>
+            <w:tr>
+              <w:tc>
+                <w:tcPr>
+                  <w:tcW w:w="2500" w:type="pct"/>
+                  <w:tcMar>
+                    <w:top w:w="173" w:type="dxa"/>
+                    <w:left w:w="173" w:type="dxa"/>
+                    <w:bottom w:w="173" w:type="dxa"/>
+                    <w:right w:w="173" w:type="dxa"/>
+                  </w:tcMar>
+                  <w:hideMark/>
+                </w:tcPr>
+                <w:p>
+                  <w:pPr>
+                    <w:pStyle w:val="ParagraphNormal"/>
+                    <w:rPr>
+                      <w:rStyle w:val="Strong"/>
+                    </w:rPr>
+                  </w:pPr>
+                  <w:r>
+                    <w:rPr>
+                      <w:rStyle w:val="Strong"/>
+                    </w:rPr>
+                    <w:t>Cave Fish</w:t>
+                  </w:r>
+                  <w:r>
+                    <w:rPr>
+                      <w:rStyle w:val="Strong"/>
+                    </w:rPr>
+                    <w:t xml:space="preserve"> Destroy the Bridge</w:t>
+                  </w:r>
+                  <w:r>
+                    <w:rPr>
+                      <w:rStyle w:val="Strong"/>
+                    </w:rPr>
+                    <w:t xml:space="preserve"> </w:t>
+                  </w:r>
+                  <w:r>
+                    <w:t>(</w:t>
+                  </w:r>
+                  <w:r>
+                    <w:drawing>
+                      <wp:inline distT="0" distB="0" distL="0" distR="0" wp14:anchorId="3491BFDA" wp14:editId="5679DDB1">
+                        <wp:extent cx="91793" cy="91793"/>
+                        <wp:effectExtent l="0" t="0" r="0" b="0"/>
+                        <wp:docPr id="578651190" name="Picture 2"/>
+                        <wp:cNvGraphicFramePr>
+                          <a:graphicFrameLocks xmlns:a="http://schemas.openxmlformats.org/drawingml/2006/main" noChangeAspect="1"/>
+                        </wp:cNvGraphicFramePr>
+                        <a:graphic xmlns:a="http://schemas.openxmlformats.org/drawingml/2006/main">
+                          <a:graphicData uri="http://schemas.openxmlformats.org/drawingml/2006/picture">
+                            <pic:pic xmlns:pic="http://schemas.openxmlformats.org/drawingml/2006/picture">
+                              <pic:nvPicPr>
+                                <pic:cNvPr id="0" name="Picture 2"/>
+                                <pic:cNvPicPr>
+                                  <a:picLocks noChangeAspect="1" noChangeArrowheads="1"/>
+                                </pic:cNvPicPr>
+                              </pic:nvPicPr>
+                              <pic:blipFill>
+                                <a:blip r:embed="rId13" cstate="print">
+                                  <a:extLst>
+                                    <a:ext uri="{28A0092B-C50C-407E-A947-70E740481C1C}">
+                                      <a14:useLocalDpi xmlns:a14="http://schemas.microsoft.com/office/drawing/2010/main" val="0"/>
+                                    </a:ext>
+                                  </a:extLst>
+                                </a:blip>
+                                <a:srcRect/>
+                                <a:stretch>
+                                  <a:fillRect/>
+                                </a:stretch>
+                              </pic:blipFill>
+                              <pic:spPr bwMode="auto">
+                                <a:xfrm>
+                                  <a:off x="0" y="0"/>
+                                  <a:ext cx="124270" cy="124270"/>
+                                </a:xfrm>
+                                <a:prstGeom prst="rect">
+                                  <a:avLst/>
+                                </a:prstGeom>
+                                <a:noFill/>
+                                <a:ln>
+                                  <a:noFill/>
+                                </a:ln>
+                              </pic:spPr>
+                            </pic:pic>
+                          </a:graphicData>
+                        </a:graphic>
+                      </wp:inline>
+                    </w:drawing>
+                  </w:r>
+                  <w:r>
+                    <w:t xml:space="preserve"> </w:t>
+                  </w:r>
+                  <w:r>
+                    <w:t>6</w:t>
+                  </w:r>
+                  <w:r>
+                    <w:t>)</w:t>
+                  </w:r>
+                </w:p>
+                <w:p>
+                  <w:pPr>
+                    <w:pStyle w:val="ParagraphNormal"/>
+                    <w:spacing w:after="0"/>
+                    <w:rPr>
+                      <w:rFonts w:ascii="Segoe UI Symbol" w:hAnsi="Segoe UI Symbol" w:cs="Segoe UI Symbol"/>
+                      <w:i/>
+                      <w:iCs/>
+                    </w:rPr>
+                  </w:pPr>
+                  <w:r>
+                    <w:rPr>
+                      <w:i/>
+                      <w:iCs/>
+                    </w:rPr>
+                    <w:t>Loud noises and other disturbances create turmoil in the grotto lake</w:t>
+                  </w:r>
+                  <w:r>
+                    <w:rPr>
+                      <w:i/>
+                      <w:iCs/>
+                    </w:rPr>
+                    <w:t>, pushing the cave fish into a</w:t>
+                  </w:r>
+                  <w:r>
+                    <w:rPr>
+                      <w:i/>
+                      <w:iCs/>
+                    </w:rPr>
+                    <w:t>n angry</w:t>
+                  </w:r>
+                  <w:r>
+                    <w:rPr>
+                      <w:i/>
+                      <w:iCs/>
+                    </w:rPr>
+                    <w:t xml:space="preserve"> frenzy.</w:t>
+                  </w:r>
+                </w:p>
+              </w:tc>
+              <w:tc>
+                <w:tcPr>
+                  <w:tcW w:w="2500" w:type="pct"/>
+                  <w:tcMar>
+                    <w:top w:w="173" w:type="dxa"/>
+                    <w:left w:w="173" w:type="dxa"/>
+                    <w:bottom w:w="173" w:type="dxa"/>
+                    <w:right w:w="173" w:type="dxa"/>
+                  </w:tcMar>
+                  <w:hideMark/>
+                </w:tcPr>
+                <w:p>
+                  <w:pPr>
+                    <w:pStyle w:val="ParagraphNormal"/>
+                    <w:rPr>
+                      <w:rStyle w:val="Strong"/>
+                    </w:rPr>
+                  </w:pPr>
+                  <w:r>
+                    <w:rPr>
+                      <w:rStyle w:val="Strong"/>
+                    </w:rPr>
+                    <w:t>The Cult is Alerted</w:t>
+                  </w:r>
+                  <w:r>
+                    <w:rPr>
+                      <w:rStyle w:val="Strong"/>
+                    </w:rPr>
+                    <w:t xml:space="preserve"> </w:t>
+                  </w:r>
+                  <w:r>
+                    <w:rPr>
+                      <w:rStyle w:val="NoParagraphNormalChar"/>
+                    </w:rPr>
+                    <w:t>(</w:t>
+                  </w:r>
+                  <w:r>
+                    <w:rPr>
+                      <w:rStyle w:val="NoParagraphNormalChar"/>
+                    </w:rPr>
+                    <w:drawing>
+                      <wp:inline distT="0" distB="0" distL="0" distR="0" wp14:anchorId="4C8A69FC" wp14:editId="7510BF76">
+                        <wp:extent cx="91793" cy="91793"/>
+                        <wp:effectExtent l="0" t="0" r="0" b="0"/>
+                        <wp:docPr id="237334159" name="Picture 2"/>
+                        <wp:cNvGraphicFramePr>
+                          <a:graphicFrameLocks xmlns:a="http://schemas.openxmlformats.org/drawingml/2006/main" noChangeAspect="1"/>
+                        </wp:cNvGraphicFramePr>
+                        <a:graphic xmlns:a="http://schemas.openxmlformats.org/drawingml/2006/main">
+                          <a:graphicData uri="http://schemas.openxmlformats.org/drawingml/2006/picture">
+                            <pic:pic xmlns:pic="http://schemas.openxmlformats.org/drawingml/2006/picture">
+                              <pic:nvPicPr>
+                                <pic:cNvPr id="0" name="Picture 2"/>
+                                <pic:cNvPicPr>
+                                  <a:picLocks noChangeAspect="1" noChangeArrowheads="1"/>
+                                </pic:cNvPicPr>
+                              </pic:nvPicPr>
+                              <pic:blipFill>
+                                <a:blip r:embed="rId13" cstate="print">
+                                  <a:extLst>
+                                    <a:ext uri="{28A0092B-C50C-407E-A947-70E740481C1C}">
+                                      <a14:useLocalDpi xmlns:a14="http://schemas.microsoft.com/office/drawing/2010/main" val="0"/>
+                                    </a:ext>
+                                  </a:extLst>
+                                </a:blip>
+                                <a:srcRect/>
+                                <a:stretch>
+                                  <a:fillRect/>
+                                </a:stretch>
+                              </pic:blipFill>
+                              <pic:spPr bwMode="auto">
+                                <a:xfrm>
+                                  <a:off x="0" y="0"/>
+                                  <a:ext cx="124270" cy="124270"/>
+                                </a:xfrm>
+                                <a:prstGeom prst="rect">
+                                  <a:avLst/>
+                                </a:prstGeom>
+                                <a:noFill/>
+                                <a:ln>
+                                  <a:noFill/>
+                                </a:ln>
+                              </pic:spPr>
+                            </pic:pic>
+                          </a:graphicData>
+                        </a:graphic>
+                      </wp:inline>
+                    </w:drawing>
+                  </w:r>
+                  <w:r>
+                    <w:rPr>
+                      <w:rStyle w:val="NoParagraphNormalChar"/>
+                    </w:rPr>
+                    <w:t xml:space="preserve"> </w:t>
+                  </w:r>
+                  <w:r>
+                    <w:rPr>
+                      <w:rStyle w:val="NoParagraphNormalChar"/>
+                    </w:rPr>
+                    <w:t>4</w:t>
+                  </w:r>
+                  <w:r>
+                    <w:rPr>
+                      <w:rStyle w:val="NoParagraphNormalChar"/>
+                    </w:rPr>
+                    <w:t>)</w:t>
+                  </w:r>
+                </w:p>
+                <w:p>
+                  <w:pPr>
+                    <w:pStyle w:val="ParagraphNormal"/>
+                    <w:spacing w:after="0"/>
+                    <w:rPr>
+                      <w:rFonts w:ascii="Segoe UI Symbol" w:hAnsi="Segoe UI Symbol" w:cs="Segoe UI Symbol"/>
+                      <w:i/>
+                      <w:iCs/>
+                    </w:rPr>
+                  </w:pPr>
+                  <w:r>
+                    <w:rPr>
+                      <w:i/>
+                      <w:iCs/>
+                    </w:rPr>
+                    <w:t xml:space="preserve">The cultivators are </w:t>
+                  </w:r>
+                  <w:r>
+                    <w:rPr>
+                      <w:i/>
+                      <w:iCs/>
+                    </w:rPr>
+                    <w:t xml:space="preserve">numerous and they’re not going to let you leave without a fight. You should </w:t>
+                  </w:r>
+                  <w:r>
+                    <w:rPr>
+                      <w:i/>
+                      <w:iCs/>
+                    </w:rPr>
+                    <w:t xml:space="preserve">have </w:t>
+                  </w:r>
+                  <w:r>
+                    <w:rPr>
+                      <w:i/>
+                      <w:iCs/>
+                    </w:rPr>
+                    <w:t>be</w:t>
+                  </w:r>
+                  <w:r>
+                    <w:rPr>
+                      <w:i/>
+                      <w:iCs/>
+                    </w:rPr>
+                    <w:t>en</w:t>
+                  </w:r>
+                  <w:r>
+                    <w:rPr>
+                      <w:i/>
+                      <w:iCs/>
+                    </w:rPr>
+                    <w:t xml:space="preserve"> more careful.</w:t>
+                  </w:r>
+                </w:p>
+              </w:tc>
+            </w:tr>
+          </w:tbl>
+          <w:p>
+            <w:pPr>
+              <w:pStyle w:val="ParagraphNormal"/>
+            </w:pPr>
+          </w:p>
+        </w:tc>
+      </w:tr>
+    </w:tbl>
+    <w:p>
+      <w:pPr>
+        <w:pStyle w:val="ParagraphNormal"/>
+        <w:spacing w:before="200"/>
+      </w:pPr>
+      <w:r>
+        <w:t xml:space="preserve">Basil </w:t>
+      </w:r>
+      <w:r>
+        <w:t xml:space="preserve">is beaming, and </w:t>
+      </w:r>
+      <w:r>
+        <w:t xml:space="preserve">looks </w:t>
+      </w:r>
+      <w:r>
+        <w:rPr>
+          <w:i/>
+          <w:iCs/>
+        </w:rPr>
+        <w:t>very</w:t>
+      </w:r>
+      <w:r>
+        <w:t xml:space="preserve"> pleased with your work. </w:t>
+      </w:r>
+      <w:r>
+        <w:t xml:space="preserve">His voice quavers with excitement as he </w:t>
+      </w:r>
+      <w:r>
+        <w:t>hand</w:t>
+      </w:r>
+      <w:r>
+        <w:t xml:space="preserve">s over </w:t>
+      </w:r>
+      <w:r>
+        <w:t>a hefty bag of coin.</w:t>
+      </w:r>
+    </w:p>
+    <w:p>
+      <w:pPr>
+        <w:pStyle w:val="Quote"/>
+      </w:pPr>
+      <w:r>
+        <w:t>“</w:t>
+      </w:r>
+      <w:r>
+        <w:t xml:space="preserve">I’m </w:t>
+      </w:r>
+      <w:r>
+        <w:rPr>
+          <w:i w:val="0"/>
+          <w:iCs w:val="0"/>
+        </w:rPr>
+        <w:t>very</w:t>
+      </w:r>
+      <w:r>
+        <w:t xml:space="preserve"> pleased with your work</w:t>
+      </w:r>
+      <w:r>
+        <w:t xml:space="preserve">! </w:t>
+      </w:r>
+      <w:r>
+        <w:t>I heard about what happened at Golden Harvest</w:t>
+      </w:r>
+      <w:r>
+        <w:t>.</w:t>
+      </w:r>
+      <w:r>
+        <w:t xml:space="preserve"> </w:t>
+      </w:r>
+      <w:r>
+        <w:t>D</w:t>
+      </w:r>
+      <w:r>
+        <w:t>id you get the mushrooms?</w:t>
+      </w:r>
+      <w:r>
+        <w:t xml:space="preserve"> I’</w:t>
+      </w:r>
+      <w:r>
+        <w:t>m going to</w:t>
+      </w:r>
+      <w:r>
+        <w:t xml:space="preserve"> be the wealthiest man in Charterhall </w:t>
+      </w:r>
+      <w:r>
+        <w:t>—</w:t>
+      </w:r>
+      <w:r>
+        <w:t xml:space="preserve"> no, in Duskwall! </w:t>
+      </w:r>
+      <w:r>
+        <w:t>—</w:t>
+      </w:r>
+      <w:r>
+        <w:t xml:space="preserve"> as soon as </w:t>
+      </w:r>
+      <w:r>
+        <w:t xml:space="preserve">I start </w:t>
+      </w:r>
+      <w:r>
+        <w:t>cultivating these little money-makers!”</w:t>
+      </w:r>
     </w:p>
     <w:p>
       <w:pPr>
         <w:pStyle w:val="ParagraphNormal"/>
       </w:pPr>
+      <w:r>
+        <w:t xml:space="preserve">He holds out </w:t>
+      </w:r>
+      <w:r>
+        <w:t>a</w:t>
+      </w:r>
+      <w:r>
+        <w:t xml:space="preserve"> hand, expectantly.</w:t>
+      </w:r>
     </w:p>
     <w:sectPr>
-      <w:headerReference w:type="even" r:id="rId13"/>
-      <w:headerReference w:type="default" r:id="rId14"/>
-      <w:footerReference w:type="even" r:id="rId15"/>
-      <w:footerReference w:type="default" r:id="rId16"/>
-      <w:headerReference w:type="first" r:id="rId17"/>
-      <w:footerReference w:type="first" r:id="rId18"/>
+      <w:headerReference w:type="even" r:id="rId14"/>
+      <w:headerReference w:type="default" r:id="rId15"/>
+      <w:footerReference w:type="even" r:id="rId16"/>
+      <w:footerReference w:type="default" r:id="rId17"/>
+      <w:headerReference w:type="first" r:id="rId18"/>
+      <w:footerReference w:type="first" r:id="rId19"/>
       <w:pgSz w:w="11906" w:h="16838"/>
       <w:pgMar w:top="1417" w:right="1417" w:bottom="1134" w:left="1417" w:header="708" w:footer="708" w:gutter="0"/>
       <w:cols w:space="708"/>

--- a/public/data/common-side-effects/common-side-effects.docx
+++ b/public/data/common-side-effects/common-side-effects.docx
@@ -1685,7 +1685,7 @@
     <w:p>
       <w:pPr>
         <w:pStyle w:val="ParagraphNormal"/>
-        <w:spacing w:before="200" w:after="200"/>
+        <w:spacing w:before="200"/>
       </w:pPr>
       <w:r>
         <w:rPr>
@@ -2945,7 +2945,7 @@
           <w:sz w:val="16"/>
           <w:szCs w:val="16"/>
         </w:rPr>
-        <w:t xml:space="preserve"> increment the clock. </w:t>
+        <w:t xml:space="preserve"> increment the clock</w:t>
       </w:r>
     </w:p>
     <w:tbl>
@@ -3620,6 +3620,9 @@
                     <w:t>(</w:t>
                   </w:r>
                   <w:r>
+                    <w:rPr>
+                      <w:noProof/>
+                    </w:rPr>
                     <w:drawing>
                       <wp:inline distT="0" distB="0" distL="0" distR="0" wp14:anchorId="3491BFDA" wp14:editId="5679DDB1">
                         <wp:extent cx="91793" cy="91793"/>
@@ -3670,13 +3673,7 @@
                     </w:drawing>
                   </w:r>
                   <w:r>
-                    <w:t xml:space="preserve"> </w:t>
-                  </w:r>
-                  <w:r>
-                    <w:t>6</w:t>
-                  </w:r>
-                  <w:r>
-                    <w:t>)</w:t>
+                    <w:t xml:space="preserve"> 6)</w:t>
                   </w:r>
                 </w:p>
                 <w:p>
@@ -3758,6 +3755,7 @@
                   <w:r>
                     <w:rPr>
                       <w:rStyle w:val="NoParagraphNormalChar"/>
+                      <w:noProof/>
                     </w:rPr>
                     <w:drawing>
                       <wp:inline distT="0" distB="0" distL="0" distR="0" wp14:anchorId="4C8A69FC" wp14:editId="7510BF76">
@@ -3812,19 +3810,7 @@
                     <w:rPr>
                       <w:rStyle w:val="NoParagraphNormalChar"/>
                     </w:rPr>
-                    <w:t xml:space="preserve"> </w:t>
-                  </w:r>
-                  <w:r>
-                    <w:rPr>
-                      <w:rStyle w:val="NoParagraphNormalChar"/>
-                    </w:rPr>
-                    <w:t>4</w:t>
-                  </w:r>
-                  <w:r>
-                    <w:rPr>
-                      <w:rStyle w:val="NoParagraphNormalChar"/>
-                    </w:rPr>
-                    <w:t>)</w:t>
+                    <w:t xml:space="preserve"> 4)</w:t>
                   </w:r>
                 </w:p>
                 <w:p>
@@ -3946,10 +3932,7 @@
         <w:t>very</w:t>
       </w:r>
       <w:r>
-        <w:t xml:space="preserve"> pleased with your work</w:t>
-      </w:r>
-      <w:r>
-        <w:t xml:space="preserve">! </w:t>
+        <w:t xml:space="preserve"> pleased with your work! </w:t>
       </w:r>
       <w:r>
         <w:t>I heard about what happened at Golden Harvest</w:t>
@@ -4804,6 +4787,7 @@
   <w:style w:type="character" w:default="1" w:styleId="DefaultParagraphFont">
     <w:name w:val="Default Paragraph Font"/>
     <w:uiPriority w:val="1"/>
+    <w:semiHidden/>
     <w:unhideWhenUsed/>
   </w:style>
   <w:style w:type="table" w:default="1" w:styleId="TableNormal">

--- a/public/data/common-side-effects/common-side-effects.docx
+++ b/public/data/common-side-effects/common-side-effects.docx
@@ -2843,7 +2843,14 @@
           <w:sz w:val="16"/>
           <w:szCs w:val="16"/>
         </w:rPr>
-        <w:t xml:space="preserve">Player creates </w:t>
+        <w:t>Make</w:t>
+      </w:r>
+      <w:r>
+        <w:rPr>
+          <w:sz w:val="16"/>
+          <w:szCs w:val="16"/>
+        </w:rPr>
+        <w:t xml:space="preserve"> </w:t>
       </w:r>
       <w:r>
         <w:rPr>
@@ -2857,7 +2864,7 @@
           <w:sz w:val="16"/>
           <w:szCs w:val="16"/>
         </w:rPr>
-        <w:t>resource</w:t>
+        <w:t>supply</w:t>
       </w:r>
       <w:r>
         <w:rPr>
@@ -2931,21 +2938,42 @@
           <w:sz w:val="16"/>
           <w:szCs w:val="16"/>
         </w:rPr>
-        <w:t>Each time the resource is used,</w:t>
+        <w:t xml:space="preserve">For more information on </w:t>
       </w:r>
       <w:r>
         <w:rPr>
           <w:sz w:val="16"/>
           <w:szCs w:val="16"/>
         </w:rPr>
-        <w:t xml:space="preserve"> they</w:t>
+        <w:t xml:space="preserve">supply </w:t>
       </w:r>
       <w:r>
         <w:rPr>
           <w:sz w:val="16"/>
           <w:szCs w:val="16"/>
         </w:rPr>
-        <w:t xml:space="preserve"> increment the clock</w:t>
+        <w:t xml:space="preserve">clocks, check p. </w:t>
+      </w:r>
+      <w:r>
+        <w:rPr>
+          <w:sz w:val="16"/>
+          <w:szCs w:val="16"/>
+        </w:rPr>
+        <w:t>86</w:t>
+      </w:r>
+      <w:r>
+        <w:rPr>
+          <w:sz w:val="16"/>
+          <w:szCs w:val="16"/>
+        </w:rPr>
+        <w:t xml:space="preserve"> of </w:t>
+      </w:r>
+      <w:r>
+        <w:rPr>
+          <w:sz w:val="16"/>
+          <w:szCs w:val="16"/>
+        </w:rPr>
+        <w:t>Deep Cuts</w:t>
       </w:r>
     </w:p>
     <w:tbl>
@@ -4787,7 +4815,6 @@
   <w:style w:type="character" w:default="1" w:styleId="DefaultParagraphFont">
     <w:name w:val="Default Paragraph Font"/>
     <w:uiPriority w:val="1"/>
-    <w:semiHidden/>
     <w:unhideWhenUsed/>
   </w:style>
   <w:style w:type="table" w:default="1" w:styleId="TableNormal">
